--- a/docs/memoria/entregas/segunda_entrega/Segunda_Entrega_TFM_Joseph_Gari_Borrador_Estructurado2.docx
+++ b/docs/memoria/entregas/segunda_entrega/Segunda_Entrega_TFM_Joseph_Gari_Borrador_Estructurado2.docx
@@ -2,10 +2,69 @@
 <file path=word/document.xml><?xml version="1.0" encoding="utf-8"?>
 <w:document xmlns:wpc="http://schemas.microsoft.com/office/word/2010/wordprocessingCanvas" xmlns:cx="http://schemas.microsoft.com/office/drawing/2014/chartex" xmlns:cx1="http://schemas.microsoft.com/office/drawing/2015/9/8/chartex" xmlns:cx2="http://schemas.microsoft.com/office/drawing/2015/10/21/chartex" xmlns:cx3="http://schemas.microsoft.com/office/drawing/2016/5/9/chartex" xmlns:cx4="http://schemas.microsoft.com/office/drawing/2016/5/10/chartex" xmlns:cx5="http://schemas.microsoft.com/office/drawing/2016/5/11/chartex" xmlns:cx6="http://schemas.microsoft.com/office/drawing/2016/5/12/chartex" xmlns:cx7="http://schemas.microsoft.com/office/drawing/2016/5/13/chartex" xmlns:cx8="http://schemas.microsoft.com/office/drawing/2016/5/14/chartex" xmlns:mc="http://schemas.openxmlformats.org/markup-compatibility/2006" xmlns:aink="http://schemas.microsoft.com/office/drawing/2016/ink" xmlns:am3d="http://schemas.microsoft.com/office/drawing/2017/model3d" xmlns:o="urn:schemas-microsoft-com:office:office" xmlns:oel="http://schemas.microsoft.com/office/2019/extlst" xmlns:r="http://schemas.openxmlformats.org/officeDocument/2006/relationships" xmlns:m="http://schemas.openxmlformats.org/officeDocument/2006/math" xmlns:v="urn:schemas-microsoft-com:vml" xmlns:wp14="http://schemas.microsoft.com/office/word/2010/wordprocessingDrawing" xmlns:wp="http://schemas.openxmlformats.org/drawingml/2006/wordprocessingDrawing" xmlns:w10="urn:schemas-microsoft-com:office:word" xmlns:w="http://schemas.openxmlformats.org/wordprocessingml/2006/main" xmlns:w14="http://schemas.microsoft.com/office/word/2010/wordml" xmlns:w15="http://schemas.microsoft.com/office/word/2012/wordml" xmlns:w16cex="http://schemas.microsoft.com/office/word/2018/wordml/cex" xmlns:w16cid="http://schemas.microsoft.com/office/word/2016/wordml/cid" xmlns:w16="http://schemas.microsoft.com/office/word/2018/wordml" xmlns:w16du="http://schemas.microsoft.com/office/word/2023/wordml/word16du" xmlns:w16sdtdh="http://schemas.microsoft.com/office/word/2020/wordml/sdtdatahash" xmlns:w16sdtfl="http://schemas.microsoft.com/office/word/2024/wordml/sdtformatlock" xmlns:w16se="http://schemas.microsoft.com/office/word/2015/wordml/symex" xmlns:wpg="http://schemas.microsoft.com/office/word/2010/wordprocessingGroup" xmlns:wpi="http://schemas.microsoft.com/office/word/2010/wordprocessingInk" xmlns:wne="http://schemas.microsoft.com/office/word/2006/wordml" xmlns:wps="http://schemas.microsoft.com/office/word/2010/wordprocessingShape" mc:Ignorable="w14 w15 w16se w16cid w16 w16cex w16sdtdh w16sdtfl w16du wp14">
   <w:body>
-    <w:p/>
-    <w:p>
-      <w:pPr>
-        <w:pStyle w:val="Sinespaciado"/>
+    <w:p>
+      <w:pPr>
+        <w:jc w:val="center"/>
+      </w:pPr>
+      <w:r>
+        <w:rPr>
+          <w:rFonts w:asciiTheme="majorHAnsi" w:hAnsiTheme="majorHAnsi" w:cs="Open Sans"/>
+          <w:noProof/>
+          <w:sz w:val="48"/>
+          <w:szCs w:val="28"/>
+        </w:rPr>
+        <w:drawing>
+          <wp:inline distT="0" distB="0" distL="0" distR="0" wp14:anchorId="7A913E28" wp14:editId="310A8183">
+            <wp:extent cx="3843319" cy="865249"/>
+            <wp:effectExtent l="0" t="0" r="0" b="0"/>
+            <wp:docPr id="5126" name="Imagen 5126" descr="Texto  Descripción generada automáticamente"/>
+            <wp:cNvGraphicFramePr>
+              <a:graphicFrameLocks xmlns:a="http://schemas.openxmlformats.org/drawingml/2006/main" noChangeAspect="1"/>
+            </wp:cNvGraphicFramePr>
+            <a:graphic xmlns:a="http://schemas.openxmlformats.org/drawingml/2006/main">
+              <a:graphicData uri="http://schemas.openxmlformats.org/drawingml/2006/picture">
+                <pic:pic xmlns:pic="http://schemas.openxmlformats.org/drawingml/2006/picture">
+                  <pic:nvPicPr>
+                    <pic:cNvPr id="5126" name="Imagen 5126" descr="Texto  Descripción generada automáticamente"/>
+                    <pic:cNvPicPr>
+                      <a:picLocks noChangeAspect="1"/>
+                    </pic:cNvPicPr>
+                  </pic:nvPicPr>
+                  <pic:blipFill>
+                    <a:blip r:embed="rId11">
+                      <a:extLst>
+                        <a:ext uri="{28A0092B-C50C-407E-A947-70E740481C1C}">
+                          <a14:useLocalDpi xmlns:a14="http://schemas.microsoft.com/office/drawing/2010/main" val="0"/>
+                        </a:ext>
+                      </a:extLst>
+                    </a:blip>
+                    <a:stretch>
+                      <a:fillRect/>
+                    </a:stretch>
+                  </pic:blipFill>
+                  <pic:spPr bwMode="auto">
+                    <a:xfrm>
+                      <a:off x="0" y="0"/>
+                      <a:ext cx="3843319" cy="865249"/>
+                    </a:xfrm>
+                    <a:prstGeom prst="rect">
+                      <a:avLst/>
+                    </a:prstGeom>
+                    <a:noFill/>
+                    <a:ln>
+                      <a:noFill/>
+                    </a:ln>
+                  </pic:spPr>
+                </pic:pic>
+              </a:graphicData>
+            </a:graphic>
+          </wp:inline>
+        </w:drawing>
+      </w:r>
+    </w:p>
+    <w:p>
+      <w:pPr>
+        <w:pStyle w:val="NoSpacing"/>
         <w:spacing w:line="276" w:lineRule="auto"/>
         <w:jc w:val="center"/>
         <w:rPr>
@@ -25,7 +84,7 @@
     </w:p>
     <w:p>
       <w:pPr>
-        <w:pStyle w:val="Sinespaciado"/>
+        <w:pStyle w:val="NoSpacing"/>
         <w:spacing w:line="276" w:lineRule="auto"/>
         <w:jc w:val="center"/>
         <w:rPr>
@@ -45,7 +104,7 @@
     </w:p>
     <w:p>
       <w:pPr>
-        <w:pStyle w:val="Sinespaciado"/>
+        <w:pStyle w:val="NoSpacing"/>
         <w:spacing w:line="276" w:lineRule="auto"/>
         <w:jc w:val="center"/>
         <w:rPr>
@@ -57,7 +116,7 @@
     </w:p>
     <w:p>
       <w:pPr>
-        <w:pStyle w:val="Sinespaciado"/>
+        <w:pStyle w:val="NoSpacing"/>
         <w:spacing w:line="276" w:lineRule="auto"/>
         <w:jc w:val="center"/>
         <w:rPr>
@@ -69,7 +128,7 @@
     </w:p>
     <w:p>
       <w:pPr>
-        <w:pStyle w:val="Sinespaciado"/>
+        <w:pStyle w:val="NoSpacing"/>
         <w:spacing w:line="276" w:lineRule="auto"/>
         <w:jc w:val="center"/>
         <w:rPr>
@@ -81,7 +140,7 @@
     </w:p>
     <w:p>
       <w:pPr>
-        <w:pStyle w:val="Sinespaciado"/>
+        <w:pStyle w:val="NoSpacing"/>
         <w:spacing w:line="276" w:lineRule="auto"/>
         <w:jc w:val="center"/>
         <w:rPr>
@@ -93,7 +152,7 @@
     </w:p>
     <w:p>
       <w:pPr>
-        <w:pStyle w:val="Sinespaciado"/>
+        <w:pStyle w:val="NoSpacing"/>
         <w:spacing w:line="276" w:lineRule="auto"/>
         <w:jc w:val="center"/>
         <w:rPr>
@@ -220,7 +279,7 @@
     </w:p>
     <w:tbl>
       <w:tblPr>
-        <w:tblStyle w:val="Tablaconcuadrcula"/>
+        <w:tblStyle w:val="TableGrid"/>
         <w:tblpPr w:leftFromText="141" w:rightFromText="141" w:vertAnchor="page" w:horzAnchor="margin" w:tblpX="547" w:tblpY="12196"/>
         <w:tblW w:w="0" w:type="auto"/>
         <w:tblBorders>
@@ -245,7 +304,7 @@
           </w:tcPr>
           <w:p>
             <w:pPr>
-              <w:pStyle w:val="Sinespaciado"/>
+              <w:pStyle w:val="NoSpacing"/>
               <w:spacing w:line="276" w:lineRule="auto"/>
               <w:rPr>
                 <w:rFonts w:asciiTheme="majorHAnsi" w:hAnsiTheme="majorHAnsi" w:cs="Tahoma"/>
@@ -270,7 +329,7 @@
           </w:tcPr>
           <w:p>
             <w:pPr>
-              <w:pStyle w:val="Sinespaciado"/>
+              <w:pStyle w:val="NoSpacing"/>
               <w:spacing w:line="276" w:lineRule="auto"/>
               <w:rPr>
                 <w:rFonts w:asciiTheme="majorHAnsi" w:hAnsiTheme="majorHAnsi" w:cs="Tahoma"/>
@@ -297,7 +356,7 @@
           </w:tcPr>
           <w:p>
             <w:pPr>
-              <w:pStyle w:val="Sinespaciado"/>
+              <w:pStyle w:val="NoSpacing"/>
               <w:spacing w:line="276" w:lineRule="auto"/>
               <w:rPr>
                 <w:rFonts w:asciiTheme="majorHAnsi" w:hAnsiTheme="majorHAnsi" w:cs="Tahoma"/>
@@ -322,7 +381,7 @@
           </w:tcPr>
           <w:p>
             <w:pPr>
-              <w:pStyle w:val="Sinespaciado"/>
+              <w:pStyle w:val="NoSpacing"/>
               <w:spacing w:line="276" w:lineRule="auto"/>
               <w:rPr>
                 <w:rFonts w:asciiTheme="majorHAnsi" w:hAnsiTheme="majorHAnsi" w:cs="Tahoma"/>
@@ -349,7 +408,7 @@
           </w:tcPr>
           <w:p>
             <w:pPr>
-              <w:pStyle w:val="Sinespaciado"/>
+              <w:pStyle w:val="NoSpacing"/>
               <w:spacing w:line="276" w:lineRule="auto"/>
               <w:rPr>
                 <w:rFonts w:asciiTheme="majorHAnsi" w:hAnsiTheme="majorHAnsi" w:cs="Tahoma"/>
@@ -374,7 +433,7 @@
           </w:tcPr>
           <w:p>
             <w:pPr>
-              <w:pStyle w:val="Sinespaciado"/>
+              <w:pStyle w:val="NoSpacing"/>
               <w:spacing w:line="276" w:lineRule="auto"/>
               <w:rPr>
                 <w:rFonts w:asciiTheme="majorHAnsi" w:hAnsiTheme="majorHAnsi" w:cs="Tahoma"/>
@@ -401,7 +460,7 @@
           </w:tcPr>
           <w:p>
             <w:pPr>
-              <w:pStyle w:val="Sinespaciado"/>
+              <w:pStyle w:val="NoSpacing"/>
               <w:spacing w:line="276" w:lineRule="auto"/>
               <w:rPr>
                 <w:rFonts w:asciiTheme="majorHAnsi" w:hAnsiTheme="majorHAnsi" w:cs="Tahoma"/>
@@ -426,7 +485,7 @@
           </w:tcPr>
           <w:p>
             <w:pPr>
-              <w:pStyle w:val="Sinespaciado"/>
+              <w:pStyle w:val="NoSpacing"/>
               <w:spacing w:line="276" w:lineRule="auto"/>
               <w:rPr>
                 <w:rFonts w:asciiTheme="majorHAnsi" w:hAnsiTheme="majorHAnsi" w:cs="Tahoma"/>
@@ -440,7 +499,31 @@
                 <w:sz w:val="24"/>
                 <w:szCs w:val="28"/>
               </w:rPr>
-              <w:t>22-04-2026</w:t>
+              <w:t>20</w:t>
+            </w:r>
+            <w:r>
+              <w:rPr>
+                <w:rFonts w:asciiTheme="majorHAnsi" w:hAnsiTheme="majorHAnsi" w:cs="Tahoma"/>
+                <w:sz w:val="24"/>
+                <w:szCs w:val="28"/>
+              </w:rPr>
+              <w:t>-</w:t>
+            </w:r>
+            <w:r>
+              <w:rPr>
+                <w:rFonts w:asciiTheme="majorHAnsi" w:hAnsiTheme="majorHAnsi" w:cs="Tahoma"/>
+                <w:sz w:val="24"/>
+                <w:szCs w:val="28"/>
+              </w:rPr>
+              <w:t>05</w:t>
+            </w:r>
+            <w:r>
+              <w:rPr>
+                <w:rFonts w:asciiTheme="majorHAnsi" w:hAnsiTheme="majorHAnsi" w:cs="Tahoma"/>
+                <w:sz w:val="24"/>
+                <w:szCs w:val="28"/>
+              </w:rPr>
+              <w:t>-2026</w:t>
             </w:r>
           </w:p>
         </w:tc>
@@ -788,7 +871,7 @@
     </w:p>
     <w:p>
       <w:pPr>
-        <w:pStyle w:val="TDC1"/>
+        <w:pStyle w:val="TOC1"/>
         <w:tabs>
           <w:tab w:val="left" w:pos="440"/>
           <w:tab w:val="right" w:leader="dot" w:pos="9061"/>
@@ -821,7 +904,7 @@
       <w:hyperlink w:anchor="_Toc155946865" w:history="1">
         <w:r>
           <w:rPr>
-            <w:rStyle w:val="Hipervnculo"/>
+            <w:rStyle w:val="Hyperlink"/>
             <w:noProof/>
           </w:rPr>
           <w:t>1.</w:t>
@@ -837,7 +920,7 @@
         </w:r>
         <w:r>
           <w:rPr>
-            <w:rStyle w:val="Hipervnculo"/>
+            <w:rStyle w:val="Hyperlink"/>
             <w:noProof/>
           </w:rPr>
           <w:t>Introducción</w:t>
@@ -894,7 +977,7 @@
     </w:p>
     <w:p>
       <w:pPr>
-        <w:pStyle w:val="TDC2"/>
+        <w:pStyle w:val="TOC2"/>
         <w:tabs>
           <w:tab w:val="left" w:pos="960"/>
           <w:tab w:val="right" w:leader="dot" w:pos="9061"/>
@@ -909,7 +992,7 @@
       <w:hyperlink w:anchor="_Toc155946866" w:history="1">
         <w:r>
           <w:rPr>
-            <w:rStyle w:val="Hipervnculo"/>
+            <w:rStyle w:val="Hyperlink"/>
             <w:noProof/>
           </w:rPr>
           <w:t>1.1.</w:t>
@@ -925,7 +1008,7 @@
         </w:r>
         <w:r>
           <w:rPr>
-            <w:rStyle w:val="Hipervnculo"/>
+            <w:rStyle w:val="Hyperlink"/>
             <w:noProof/>
           </w:rPr>
           <w:t>Motivación</w:t>
@@ -982,7 +1065,7 @@
     </w:p>
     <w:p>
       <w:pPr>
-        <w:pStyle w:val="TDC2"/>
+        <w:pStyle w:val="TOC2"/>
         <w:tabs>
           <w:tab w:val="left" w:pos="960"/>
           <w:tab w:val="right" w:leader="dot" w:pos="9061"/>
@@ -997,7 +1080,7 @@
       <w:hyperlink w:anchor="_Toc155946867" w:history="1">
         <w:r>
           <w:rPr>
-            <w:rStyle w:val="Hipervnculo"/>
+            <w:rStyle w:val="Hyperlink"/>
             <w:noProof/>
           </w:rPr>
           <w:t>1.2.</w:t>
@@ -1013,7 +1096,7 @@
         </w:r>
         <w:r>
           <w:rPr>
-            <w:rStyle w:val="Hipervnculo"/>
+            <w:rStyle w:val="Hyperlink"/>
             <w:noProof/>
           </w:rPr>
           <w:t>Planteamiento del trabajo</w:t>
@@ -1070,7 +1153,7 @@
     </w:p>
     <w:p>
       <w:pPr>
-        <w:pStyle w:val="TDC2"/>
+        <w:pStyle w:val="TOC2"/>
         <w:tabs>
           <w:tab w:val="left" w:pos="960"/>
           <w:tab w:val="right" w:leader="dot" w:pos="9061"/>
@@ -1085,7 +1168,7 @@
       <w:hyperlink w:anchor="_Toc155946868" w:history="1">
         <w:r>
           <w:rPr>
-            <w:rStyle w:val="Hipervnculo"/>
+            <w:rStyle w:val="Hyperlink"/>
             <w:noProof/>
           </w:rPr>
           <w:t>1.3.</w:t>
@@ -1101,7 +1184,7 @@
         </w:r>
         <w:r>
           <w:rPr>
-            <w:rStyle w:val="Hipervnculo"/>
+            <w:rStyle w:val="Hyperlink"/>
             <w:noProof/>
           </w:rPr>
           <w:t>Estructura del trabajo</w:t>
@@ -1158,7 +1241,7 @@
     </w:p>
     <w:p>
       <w:pPr>
-        <w:pStyle w:val="TDC1"/>
+        <w:pStyle w:val="TOC1"/>
         <w:tabs>
           <w:tab w:val="left" w:pos="440"/>
           <w:tab w:val="right" w:leader="dot" w:pos="9061"/>
@@ -1173,7 +1256,7 @@
       <w:hyperlink w:anchor="_Toc155946869" w:history="1">
         <w:r>
           <w:rPr>
-            <w:rStyle w:val="Hipervnculo"/>
+            <w:rStyle w:val="Hyperlink"/>
             <w:noProof/>
           </w:rPr>
           <w:t>2.</w:t>
@@ -1189,7 +1272,7 @@
         </w:r>
         <w:r>
           <w:rPr>
-            <w:rStyle w:val="Hipervnculo"/>
+            <w:rStyle w:val="Hyperlink"/>
             <w:noProof/>
           </w:rPr>
           <w:t>Contexto y estado del arte</w:t>
@@ -1246,7 +1329,7 @@
     </w:p>
     <w:p>
       <w:pPr>
-        <w:pStyle w:val="TDC2"/>
+        <w:pStyle w:val="TOC2"/>
         <w:tabs>
           <w:tab w:val="left" w:pos="960"/>
           <w:tab w:val="right" w:leader="dot" w:pos="9061"/>
@@ -1261,7 +1344,7 @@
       <w:hyperlink w:anchor="_Toc155946870" w:history="1">
         <w:r>
           <w:rPr>
-            <w:rStyle w:val="Hipervnculo"/>
+            <w:rStyle w:val="Hyperlink"/>
             <w:noProof/>
           </w:rPr>
           <w:t>2.1.</w:t>
@@ -1277,7 +1360,7 @@
         </w:r>
         <w:r>
           <w:rPr>
-            <w:rStyle w:val="Hipervnculo"/>
+            <w:rStyle w:val="Hyperlink"/>
             <w:noProof/>
           </w:rPr>
           <w:t>Contexto del problema</w:t>
@@ -1334,7 +1417,7 @@
     </w:p>
     <w:p>
       <w:pPr>
-        <w:pStyle w:val="TDC2"/>
+        <w:pStyle w:val="TOC2"/>
         <w:tabs>
           <w:tab w:val="left" w:pos="960"/>
           <w:tab w:val="right" w:leader="dot" w:pos="9061"/>
@@ -1349,7 +1432,7 @@
       <w:hyperlink w:anchor="_Toc155946871" w:history="1">
         <w:r>
           <w:rPr>
-            <w:rStyle w:val="Hipervnculo"/>
+            <w:rStyle w:val="Hyperlink"/>
             <w:noProof/>
           </w:rPr>
           <w:t>2.2.</w:t>
@@ -1365,7 +1448,7 @@
         </w:r>
         <w:r>
           <w:rPr>
-            <w:rStyle w:val="Hipervnculo"/>
+            <w:rStyle w:val="Hyperlink"/>
             <w:noProof/>
           </w:rPr>
           <w:t>Estado del arte</w:t>
@@ -1422,7 +1505,7 @@
     </w:p>
     <w:p>
       <w:pPr>
-        <w:pStyle w:val="TDC2"/>
+        <w:pStyle w:val="TOC2"/>
         <w:tabs>
           <w:tab w:val="left" w:pos="960"/>
           <w:tab w:val="right" w:leader="dot" w:pos="9061"/>
@@ -1437,7 +1520,7 @@
       <w:hyperlink w:anchor="_Toc155946872" w:history="1">
         <w:r>
           <w:rPr>
-            <w:rStyle w:val="Hipervnculo"/>
+            <w:rStyle w:val="Hyperlink"/>
             <w:noProof/>
           </w:rPr>
           <w:t>2.3.</w:t>
@@ -1453,7 +1536,7 @@
         </w:r>
         <w:r>
           <w:rPr>
-            <w:rStyle w:val="Hipervnculo"/>
+            <w:rStyle w:val="Hyperlink"/>
             <w:noProof/>
           </w:rPr>
           <w:t>Conclusiones</w:t>
@@ -1497,7 +1580,7 @@
             <w:noProof/>
             <w:webHidden/>
           </w:rPr>
-          <w:t>6</w:t>
+          <w:t>7</w:t>
         </w:r>
         <w:r>
           <w:rPr>
@@ -1510,7 +1593,7 @@
     </w:p>
     <w:p>
       <w:pPr>
-        <w:pStyle w:val="TDC1"/>
+        <w:pStyle w:val="TOC1"/>
         <w:tabs>
           <w:tab w:val="left" w:pos="440"/>
           <w:tab w:val="right" w:leader="dot" w:pos="9061"/>
@@ -1525,7 +1608,7 @@
       <w:hyperlink w:anchor="_Toc155946873" w:history="1">
         <w:r>
           <w:rPr>
-            <w:rStyle w:val="Hipervnculo"/>
+            <w:rStyle w:val="Hyperlink"/>
             <w:noProof/>
           </w:rPr>
           <w:t>3.</w:t>
@@ -1541,7 +1624,7 @@
         </w:r>
         <w:r>
           <w:rPr>
-            <w:rStyle w:val="Hipervnculo"/>
+            <w:rStyle w:val="Hyperlink"/>
             <w:noProof/>
           </w:rPr>
           <w:t>Objetivos concretos y metodología de trabajo</w:t>
@@ -1585,7 +1668,7 @@
             <w:noProof/>
             <w:webHidden/>
           </w:rPr>
-          <w:t>7</w:t>
+          <w:t>8</w:t>
         </w:r>
         <w:r>
           <w:rPr>
@@ -1598,7 +1681,7 @@
     </w:p>
     <w:p>
       <w:pPr>
-        <w:pStyle w:val="TDC2"/>
+        <w:pStyle w:val="TOC2"/>
         <w:tabs>
           <w:tab w:val="left" w:pos="960"/>
           <w:tab w:val="right" w:leader="dot" w:pos="9061"/>
@@ -1613,7 +1696,7 @@
       <w:hyperlink w:anchor="_Toc155946874" w:history="1">
         <w:r>
           <w:rPr>
-            <w:rStyle w:val="Hipervnculo"/>
+            <w:rStyle w:val="Hyperlink"/>
             <w:noProof/>
           </w:rPr>
           <w:t>3.1.</w:t>
@@ -1629,7 +1712,7 @@
         </w:r>
         <w:r>
           <w:rPr>
-            <w:rStyle w:val="Hipervnculo"/>
+            <w:rStyle w:val="Hyperlink"/>
             <w:noProof/>
           </w:rPr>
           <w:t>Objetivo general</w:t>
@@ -1673,7 +1756,7 @@
             <w:noProof/>
             <w:webHidden/>
           </w:rPr>
-          <w:t>7</w:t>
+          <w:t>8</w:t>
         </w:r>
         <w:r>
           <w:rPr>
@@ -1686,7 +1769,7 @@
     </w:p>
     <w:p>
       <w:pPr>
-        <w:pStyle w:val="TDC2"/>
+        <w:pStyle w:val="TOC2"/>
         <w:tabs>
           <w:tab w:val="left" w:pos="960"/>
           <w:tab w:val="right" w:leader="dot" w:pos="9061"/>
@@ -1701,7 +1784,7 @@
       <w:hyperlink w:anchor="_Toc155946875" w:history="1">
         <w:r>
           <w:rPr>
-            <w:rStyle w:val="Hipervnculo"/>
+            <w:rStyle w:val="Hyperlink"/>
             <w:noProof/>
           </w:rPr>
           <w:t>3.2.</w:t>
@@ -1717,7 +1800,7 @@
         </w:r>
         <w:r>
           <w:rPr>
-            <w:rStyle w:val="Hipervnculo"/>
+            <w:rStyle w:val="Hyperlink"/>
             <w:noProof/>
           </w:rPr>
           <w:t>Objetivos específicos</w:t>
@@ -1761,7 +1844,7 @@
             <w:noProof/>
             <w:webHidden/>
           </w:rPr>
-          <w:t>7</w:t>
+          <w:t>8</w:t>
         </w:r>
         <w:r>
           <w:rPr>
@@ -1774,7 +1857,7 @@
     </w:p>
     <w:p>
       <w:pPr>
-        <w:pStyle w:val="TDC2"/>
+        <w:pStyle w:val="TOC2"/>
         <w:tabs>
           <w:tab w:val="left" w:pos="960"/>
           <w:tab w:val="right" w:leader="dot" w:pos="9061"/>
@@ -1789,7 +1872,7 @@
       <w:hyperlink w:anchor="_Toc155946876" w:history="1">
         <w:r>
           <w:rPr>
-            <w:rStyle w:val="Hipervnculo"/>
+            <w:rStyle w:val="Hyperlink"/>
             <w:noProof/>
           </w:rPr>
           <w:t>3.3.</w:t>
@@ -1805,7 +1888,7 @@
         </w:r>
         <w:r>
           <w:rPr>
-            <w:rStyle w:val="Hipervnculo"/>
+            <w:rStyle w:val="Hyperlink"/>
             <w:noProof/>
           </w:rPr>
           <w:t>Metodología del trabajo</w:t>
@@ -1849,7 +1932,7 @@
             <w:noProof/>
             <w:webHidden/>
           </w:rPr>
-          <w:t>7</w:t>
+          <w:t>8</w:t>
         </w:r>
         <w:r>
           <w:rPr>
@@ -1862,7 +1945,7 @@
     </w:p>
     <w:p>
       <w:pPr>
-        <w:pStyle w:val="TDC1"/>
+        <w:pStyle w:val="TOC1"/>
         <w:tabs>
           <w:tab w:val="left" w:pos="440"/>
           <w:tab w:val="right" w:leader="dot" w:pos="9061"/>
@@ -1877,7 +1960,7 @@
       <w:hyperlink w:anchor="_Toc155946877" w:history="1">
         <w:r>
           <w:rPr>
-            <w:rStyle w:val="Hipervnculo"/>
+            <w:rStyle w:val="Hyperlink"/>
             <w:noProof/>
           </w:rPr>
           <w:t>4.</w:t>
@@ -1893,7 +1976,7 @@
         </w:r>
         <w:r>
           <w:rPr>
-            <w:rStyle w:val="Hipervnculo"/>
+            <w:rStyle w:val="Hyperlink"/>
             <w:noProof/>
           </w:rPr>
           <w:t>Marco normativo</w:t>
@@ -1937,7 +2020,7 @@
             <w:noProof/>
             <w:webHidden/>
           </w:rPr>
-          <w:t>11</w:t>
+          <w:t>12</w:t>
         </w:r>
         <w:r>
           <w:rPr>
@@ -1950,7 +2033,7 @@
     </w:p>
     <w:p>
       <w:pPr>
-        <w:pStyle w:val="TDC1"/>
+        <w:pStyle w:val="TOC1"/>
         <w:tabs>
           <w:tab w:val="left" w:pos="440"/>
           <w:tab w:val="right" w:leader="dot" w:pos="9061"/>
@@ -1965,7 +2048,7 @@
       <w:hyperlink w:anchor="_Toc155946878" w:history="1">
         <w:r>
           <w:rPr>
-            <w:rStyle w:val="Hipervnculo"/>
+            <w:rStyle w:val="Hyperlink"/>
             <w:noProof/>
           </w:rPr>
           <w:t>5.</w:t>
@@ -1981,7 +2064,7 @@
         </w:r>
         <w:r>
           <w:rPr>
-            <w:rStyle w:val="Hipervnculo"/>
+            <w:rStyle w:val="Hyperlink"/>
             <w:noProof/>
           </w:rPr>
           <w:t>Desarrollo específico de la contribución</w:t>
@@ -2025,7 +2108,7 @@
             <w:noProof/>
             <w:webHidden/>
           </w:rPr>
-          <w:t>12</w:t>
+          <w:t>13</w:t>
         </w:r>
         <w:r>
           <w:rPr>
@@ -2038,7 +2121,7 @@
     </w:p>
     <w:p>
       <w:pPr>
-        <w:pStyle w:val="TDC2"/>
+        <w:pStyle w:val="TOC2"/>
         <w:tabs>
           <w:tab w:val="left" w:pos="960"/>
           <w:tab w:val="right" w:leader="dot" w:pos="9061"/>
@@ -2053,7 +2136,7 @@
       <w:hyperlink w:anchor="_Toc155946879" w:history="1">
         <w:r>
           <w:rPr>
-            <w:rStyle w:val="Hipervnculo"/>
+            <w:rStyle w:val="Hyperlink"/>
             <w:noProof/>
           </w:rPr>
           <w:t>5.1.</w:t>
@@ -2069,7 +2152,7 @@
         </w:r>
         <w:r>
           <w:rPr>
-            <w:rStyle w:val="Hipervnculo"/>
+            <w:rStyle w:val="Hyperlink"/>
             <w:noProof/>
           </w:rPr>
           <w:t>“Título 2” del menú de estilos</w:t>
@@ -2100,20 +2183,17 @@
             <w:noProof/>
             <w:webHidden/>
           </w:rPr>
-        </w:r>
-        <w:r>
-          <w:rPr>
-            <w:noProof/>
-            <w:webHidden/>
-          </w:rPr>
           <w:fldChar w:fldCharType="separate"/>
         </w:r>
         <w:r>
           <w:rPr>
-            <w:noProof/>
-            <w:webHidden/>
-          </w:rPr>
-          <w:t>12</w:t>
+            <w:b/>
+            <w:bCs/>
+            <w:noProof/>
+            <w:webHidden/>
+            <w:lang w:val="en-US"/>
+          </w:rPr>
+          <w:t>Error! Bookmark not defined.</w:t>
         </w:r>
         <w:r>
           <w:rPr>
@@ -2126,7 +2206,7 @@
     </w:p>
     <w:p>
       <w:pPr>
-        <w:pStyle w:val="TDC2"/>
+        <w:pStyle w:val="TOC2"/>
         <w:tabs>
           <w:tab w:val="left" w:pos="960"/>
           <w:tab w:val="right" w:leader="dot" w:pos="9061"/>
@@ -2141,7 +2221,7 @@
       <w:hyperlink w:anchor="_Toc155946880" w:history="1">
         <w:r>
           <w:rPr>
-            <w:rStyle w:val="Hipervnculo"/>
+            <w:rStyle w:val="Hyperlink"/>
             <w:noProof/>
           </w:rPr>
           <w:t>5.2.</w:t>
@@ -2157,7 +2237,7 @@
         </w:r>
         <w:r>
           <w:rPr>
-            <w:rStyle w:val="Hipervnculo"/>
+            <w:rStyle w:val="Hyperlink"/>
             <w:noProof/>
           </w:rPr>
           <w:t>“Título 2” del menú de estilos</w:t>
@@ -2188,20 +2268,17 @@
             <w:noProof/>
             <w:webHidden/>
           </w:rPr>
-        </w:r>
-        <w:r>
-          <w:rPr>
-            <w:noProof/>
-            <w:webHidden/>
-          </w:rPr>
           <w:fldChar w:fldCharType="separate"/>
         </w:r>
         <w:r>
           <w:rPr>
-            <w:noProof/>
-            <w:webHidden/>
-          </w:rPr>
-          <w:t>12</w:t>
+            <w:b/>
+            <w:bCs/>
+            <w:noProof/>
+            <w:webHidden/>
+            <w:lang w:val="en-US"/>
+          </w:rPr>
+          <w:t>Error! Bookmark not defined.</w:t>
         </w:r>
         <w:r>
           <w:rPr>
@@ -2214,7 +2291,7 @@
     </w:p>
     <w:p>
       <w:pPr>
-        <w:pStyle w:val="TDC3"/>
+        <w:pStyle w:val="TOC3"/>
         <w:tabs>
           <w:tab w:val="left" w:pos="1440"/>
           <w:tab w:val="right" w:leader="dot" w:pos="9061"/>
@@ -2229,7 +2306,7 @@
       <w:hyperlink w:anchor="_Toc155946881" w:history="1">
         <w:r>
           <w:rPr>
-            <w:rStyle w:val="Hipervnculo"/>
+            <w:rStyle w:val="Hyperlink"/>
             <w:noProof/>
           </w:rPr>
           <w:t>5.2.1.</w:t>
@@ -2245,7 +2322,7 @@
         </w:r>
         <w:r>
           <w:rPr>
-            <w:rStyle w:val="Hipervnculo"/>
+            <w:rStyle w:val="Hyperlink"/>
             <w:noProof/>
           </w:rPr>
           <w:t>“Título 3” del menú de estilos</w:t>
@@ -2276,20 +2353,17 @@
             <w:noProof/>
             <w:webHidden/>
           </w:rPr>
-        </w:r>
-        <w:r>
-          <w:rPr>
-            <w:noProof/>
-            <w:webHidden/>
-          </w:rPr>
           <w:fldChar w:fldCharType="separate"/>
         </w:r>
         <w:r>
           <w:rPr>
-            <w:noProof/>
-            <w:webHidden/>
-          </w:rPr>
-          <w:t>12</w:t>
+            <w:b/>
+            <w:bCs/>
+            <w:noProof/>
+            <w:webHidden/>
+            <w:lang w:val="en-US"/>
+          </w:rPr>
+          <w:t>Error! Bookmark not defined.</w:t>
         </w:r>
         <w:r>
           <w:rPr>
@@ -2302,7 +2376,7 @@
     </w:p>
     <w:p>
       <w:pPr>
-        <w:pStyle w:val="TDC1"/>
+        <w:pStyle w:val="TOC1"/>
         <w:tabs>
           <w:tab w:val="left" w:pos="440"/>
           <w:tab w:val="right" w:leader="dot" w:pos="9061"/>
@@ -2317,7 +2391,7 @@
       <w:hyperlink w:anchor="_Toc155946882" w:history="1">
         <w:r>
           <w:rPr>
-            <w:rStyle w:val="Hipervnculo"/>
+            <w:rStyle w:val="Hyperlink"/>
             <w:noProof/>
           </w:rPr>
           <w:t>6.</w:t>
@@ -2333,7 +2407,7 @@
         </w:r>
         <w:r>
           <w:rPr>
-            <w:rStyle w:val="Hipervnculo"/>
+            <w:rStyle w:val="Hyperlink"/>
             <w:noProof/>
           </w:rPr>
           <w:t>Código fuente y datos analizados</w:t>
@@ -2377,7 +2451,7 @@
             <w:noProof/>
             <w:webHidden/>
           </w:rPr>
-          <w:t>13</w:t>
+          <w:t>19</w:t>
         </w:r>
         <w:r>
           <w:rPr>
@@ -2390,7 +2464,7 @@
     </w:p>
     <w:p>
       <w:pPr>
-        <w:pStyle w:val="TDC2"/>
+        <w:pStyle w:val="TOC2"/>
         <w:tabs>
           <w:tab w:val="left" w:pos="960"/>
           <w:tab w:val="right" w:leader="dot" w:pos="9061"/>
@@ -2405,7 +2479,7 @@
       <w:hyperlink w:anchor="_Toc155946883" w:history="1">
         <w:r>
           <w:rPr>
-            <w:rStyle w:val="Hipervnculo"/>
+            <w:rStyle w:val="Hyperlink"/>
             <w:noProof/>
           </w:rPr>
           <w:t>6.1.</w:t>
@@ -2421,7 +2495,7 @@
         </w:r>
         <w:r>
           <w:rPr>
-            <w:rStyle w:val="Hipervnculo"/>
+            <w:rStyle w:val="Hyperlink"/>
             <w:noProof/>
           </w:rPr>
           <w:t>Código fuente</w:t>
@@ -2465,7 +2539,7 @@
             <w:noProof/>
             <w:webHidden/>
           </w:rPr>
-          <w:t>13</w:t>
+          <w:t>20</w:t>
         </w:r>
         <w:r>
           <w:rPr>
@@ -2478,7 +2552,7 @@
     </w:p>
     <w:p>
       <w:pPr>
-        <w:pStyle w:val="TDC2"/>
+        <w:pStyle w:val="TOC2"/>
         <w:tabs>
           <w:tab w:val="left" w:pos="960"/>
           <w:tab w:val="right" w:leader="dot" w:pos="9061"/>
@@ -2493,7 +2567,7 @@
       <w:hyperlink w:anchor="_Toc155946884" w:history="1">
         <w:r>
           <w:rPr>
-            <w:rStyle w:val="Hipervnculo"/>
+            <w:rStyle w:val="Hyperlink"/>
             <w:noProof/>
           </w:rPr>
           <w:t>6.2.</w:t>
@@ -2509,7 +2583,7 @@
         </w:r>
         <w:r>
           <w:rPr>
-            <w:rStyle w:val="Hipervnculo"/>
+            <w:rStyle w:val="Hyperlink"/>
             <w:noProof/>
           </w:rPr>
           <w:t>Datos Analizados</w:t>
@@ -2553,7 +2627,7 @@
             <w:noProof/>
             <w:webHidden/>
           </w:rPr>
-          <w:t>13</w:t>
+          <w:t>20</w:t>
         </w:r>
         <w:r>
           <w:rPr>
@@ -2566,7 +2640,7 @@
     </w:p>
     <w:p>
       <w:pPr>
-        <w:pStyle w:val="TDC1"/>
+        <w:pStyle w:val="TOC1"/>
         <w:tabs>
           <w:tab w:val="left" w:pos="440"/>
           <w:tab w:val="right" w:leader="dot" w:pos="9061"/>
@@ -2581,7 +2655,7 @@
       <w:hyperlink w:anchor="_Toc155946885" w:history="1">
         <w:r>
           <w:rPr>
-            <w:rStyle w:val="Hipervnculo"/>
+            <w:rStyle w:val="Hyperlink"/>
             <w:noProof/>
           </w:rPr>
           <w:t>7.</w:t>
@@ -2597,7 +2671,7 @@
         </w:r>
         <w:r>
           <w:rPr>
-            <w:rStyle w:val="Hipervnculo"/>
+            <w:rStyle w:val="Hyperlink"/>
             <w:noProof/>
           </w:rPr>
           <w:t>Conclusiones</w:t>
@@ -2641,7 +2715,7 @@
             <w:noProof/>
             <w:webHidden/>
           </w:rPr>
-          <w:t>14</w:t>
+          <w:t>21</w:t>
         </w:r>
         <w:r>
           <w:rPr>
@@ -2654,7 +2728,7 @@
     </w:p>
     <w:p>
       <w:pPr>
-        <w:pStyle w:val="TDC1"/>
+        <w:pStyle w:val="TOC1"/>
         <w:tabs>
           <w:tab w:val="left" w:pos="440"/>
           <w:tab w:val="right" w:leader="dot" w:pos="9061"/>
@@ -2669,7 +2743,7 @@
       <w:hyperlink w:anchor="_Toc155946886" w:history="1">
         <w:r>
           <w:rPr>
-            <w:rStyle w:val="Hipervnculo"/>
+            <w:rStyle w:val="Hyperlink"/>
             <w:noProof/>
           </w:rPr>
           <w:t>8.</w:t>
@@ -2685,7 +2759,7 @@
         </w:r>
         <w:r>
           <w:rPr>
-            <w:rStyle w:val="Hipervnculo"/>
+            <w:rStyle w:val="Hyperlink"/>
             <w:noProof/>
           </w:rPr>
           <w:t>Limitaciones y prospectiva</w:t>
@@ -2729,7 +2803,7 @@
             <w:noProof/>
             <w:webHidden/>
           </w:rPr>
-          <w:t>15</w:t>
+          <w:t>22</w:t>
         </w:r>
         <w:r>
           <w:rPr>
@@ -2742,7 +2816,7 @@
     </w:p>
     <w:p>
       <w:pPr>
-        <w:pStyle w:val="TDC2"/>
+        <w:pStyle w:val="TOC2"/>
         <w:tabs>
           <w:tab w:val="left" w:pos="960"/>
           <w:tab w:val="right" w:leader="dot" w:pos="9061"/>
@@ -2757,7 +2831,7 @@
       <w:hyperlink w:anchor="_Toc155946887" w:history="1">
         <w:r>
           <w:rPr>
-            <w:rStyle w:val="Hipervnculo"/>
+            <w:rStyle w:val="Hyperlink"/>
             <w:noProof/>
           </w:rPr>
           <w:t>8.1.</w:t>
@@ -2773,7 +2847,7 @@
         </w:r>
         <w:r>
           <w:rPr>
-            <w:rStyle w:val="Hipervnculo"/>
+            <w:rStyle w:val="Hyperlink"/>
             <w:noProof/>
           </w:rPr>
           <w:t>Limitaciones</w:t>
@@ -2817,7 +2891,7 @@
             <w:noProof/>
             <w:webHidden/>
           </w:rPr>
-          <w:t>15</w:t>
+          <w:t>22</w:t>
         </w:r>
         <w:r>
           <w:rPr>
@@ -2830,7 +2904,7 @@
     </w:p>
     <w:p>
       <w:pPr>
-        <w:pStyle w:val="TDC2"/>
+        <w:pStyle w:val="TOC2"/>
         <w:tabs>
           <w:tab w:val="left" w:pos="960"/>
           <w:tab w:val="right" w:leader="dot" w:pos="9061"/>
@@ -2845,7 +2919,7 @@
       <w:hyperlink w:anchor="_Toc155946888" w:history="1">
         <w:r>
           <w:rPr>
-            <w:rStyle w:val="Hipervnculo"/>
+            <w:rStyle w:val="Hyperlink"/>
             <w:noProof/>
           </w:rPr>
           <w:t>8.2.</w:t>
@@ -2861,7 +2935,7 @@
         </w:r>
         <w:r>
           <w:rPr>
-            <w:rStyle w:val="Hipervnculo"/>
+            <w:rStyle w:val="Hyperlink"/>
             <w:noProof/>
           </w:rPr>
           <w:t>Trabajo futuro</w:t>
@@ -2905,7 +2979,7 @@
             <w:noProof/>
             <w:webHidden/>
           </w:rPr>
-          <w:t>15</w:t>
+          <w:t>22</w:t>
         </w:r>
         <w:r>
           <w:rPr>
@@ -2918,7 +2992,7 @@
     </w:p>
     <w:p>
       <w:pPr>
-        <w:pStyle w:val="TDC1"/>
+        <w:pStyle w:val="TOC1"/>
         <w:tabs>
           <w:tab w:val="right" w:leader="dot" w:pos="9061"/>
         </w:tabs>
@@ -2932,7 +3006,7 @@
       <w:hyperlink w:anchor="_Toc155946889" w:history="1">
         <w:r>
           <w:rPr>
-            <w:rStyle w:val="Hipervnculo"/>
+            <w:rStyle w:val="Hyperlink"/>
             <w:noProof/>
           </w:rPr>
           <w:t>Referencias bibliográficas</w:t>
@@ -2976,7 +3050,7 @@
             <w:noProof/>
             <w:webHidden/>
           </w:rPr>
-          <w:t>16</w:t>
+          <w:t>23</w:t>
         </w:r>
         <w:r>
           <w:rPr>
@@ -2989,7 +3063,7 @@
     </w:p>
     <w:p>
       <w:pPr>
-        <w:pStyle w:val="TDC1"/>
+        <w:pStyle w:val="TOC1"/>
         <w:tabs>
           <w:tab w:val="left" w:pos="1200"/>
           <w:tab w:val="right" w:leader="dot" w:pos="9061"/>
@@ -3004,7 +3078,7 @@
       <w:hyperlink w:anchor="_Toc155946890" w:history="1">
         <w:r>
           <w:rPr>
-            <w:rStyle w:val="Hipervnculo"/>
+            <w:rStyle w:val="Hyperlink"/>
             <w:noProof/>
           </w:rPr>
           <w:t>Anexo A.</w:t>
@@ -3020,7 +3094,7 @@
         </w:r>
         <w:r>
           <w:rPr>
-            <w:rStyle w:val="Hipervnculo"/>
+            <w:rStyle w:val="Hyperlink"/>
             <w:noProof/>
           </w:rPr>
           <w:t>Privacidad y protección de datos</w:t>
@@ -3064,7 +3138,7 @@
             <w:noProof/>
             <w:webHidden/>
           </w:rPr>
-          <w:t>17</w:t>
+          <w:t>27</w:t>
         </w:r>
         <w:r>
           <w:rPr>
@@ -3098,7 +3172,7 @@
     </w:p>
     <w:p>
       <w:pPr>
-        <w:pStyle w:val="Tabladeilustraciones"/>
+        <w:pStyle w:val="TableofFigures"/>
         <w:tabs>
           <w:tab w:val="right" w:leader="dot" w:pos="9061"/>
         </w:tabs>
@@ -3106,46 +3180,26 @@
           <w:rFonts w:eastAsiaTheme="minorEastAsia" w:cstheme="minorBidi"/>
           <w:noProof/>
           <w:kern w:val="2"/>
+          <w:lang w:val="en-CO" w:eastAsia="en-US"/>
           <w14:ligatures w14:val="standardContextual"/>
         </w:rPr>
       </w:pPr>
       <w:r>
-        <w:rPr>
-          <w:rFonts w:cs="Arial"/>
-          <w:highlight w:val="yellow"/>
-        </w:rPr>
         <w:fldChar w:fldCharType="begin"/>
       </w:r>
       <w:r>
-        <w:rPr>
-          <w:rFonts w:cs="Arial"/>
-          <w:highlight w:val="yellow"/>
-        </w:rPr>
-        <w:instrText xml:space="preserve"> TOC \f c \h \z \t "Título 9;1;Figuras;1" \c "Figura" </w:instrText>
-      </w:r>
-      <w:r>
-        <w:rPr>
-          <w:rFonts w:cs="Arial"/>
-          <w:highlight w:val="yellow"/>
-        </w:rPr>
+        <w:instrText xml:space="preserve"> TOC \h \z \c "Ilustración" </w:instrText>
+      </w:r>
+      <w:r>
         <w:fldChar w:fldCharType="separate"/>
       </w:r>
-      <w:hyperlink w:anchor="_Toc155946891" w:history="1">
-        <w:r>
-          <w:rPr>
-            <w:rStyle w:val="Hipervnculo"/>
-            <w:noProof/>
-          </w:rPr>
-          <w:t xml:space="preserve">Figura 1. </w:t>
-        </w:r>
-        <w:r>
-          <w:rPr>
-            <w:rStyle w:val="Hipervnculo"/>
-            <w:i/>
-            <w:iCs/>
-            <w:noProof/>
-          </w:rPr>
-          <w:t>Ejemplo de figura realizada para nuestro trabajo.</w:t>
+      <w:hyperlink w:anchor="_Toc230183227" w:history="1">
+        <w:r>
+          <w:rPr>
+            <w:rStyle w:val="Hyperlink"/>
+            <w:noProof/>
+          </w:rPr>
+          <w:t>Ilustración 1. Arquitectura funcional local-first de AURA y trazabilidad con los objetivos específicos.</w:t>
         </w:r>
         <w:r>
           <w:rPr>
@@ -3166,7 +3220,7 @@
             <w:noProof/>
             <w:webHidden/>
           </w:rPr>
-          <w:instrText xml:space="preserve"> PAGEREF _Toc155946891 \h </w:instrText>
+          <w:instrText xml:space="preserve"> PAGEREF _Toc230183227 \h </w:instrText>
         </w:r>
         <w:r>
           <w:rPr>
@@ -3186,7 +3240,7 @@
             <w:noProof/>
             <w:webHidden/>
           </w:rPr>
-          <w:t>2</w:t>
+          <w:t>15</w:t>
         </w:r>
         <w:r>
           <w:rPr>
@@ -3199,25 +3253,7 @@
     </w:p>
     <w:p>
       <w:pPr>
-        <w:pStyle w:val="Ttulondices"/>
-      </w:pPr>
-      <w:r>
-        <w:rPr>
-          <w:highlight w:val="yellow"/>
-        </w:rPr>
-        <w:fldChar w:fldCharType="end"/>
-      </w:r>
-      <w:r>
-        <w:br w:type="page"/>
-      </w:r>
-      <w:r>
-        <w:lastRenderedPageBreak/>
-        <w:t>Índice de tablas</w:t>
-      </w:r>
-    </w:p>
-    <w:p>
-      <w:pPr>
-        <w:pStyle w:val="Tabladeilustraciones"/>
+        <w:pStyle w:val="TableofFigures"/>
         <w:tabs>
           <w:tab w:val="right" w:leader="dot" w:pos="9061"/>
         </w:tabs>
@@ -3225,9 +3261,241 @@
           <w:rFonts w:eastAsiaTheme="minorEastAsia" w:cstheme="minorBidi"/>
           <w:noProof/>
           <w:kern w:val="2"/>
+          <w:lang w:val="en-CO" w:eastAsia="en-US"/>
           <w14:ligatures w14:val="standardContextual"/>
         </w:rPr>
       </w:pPr>
+      <w:hyperlink w:anchor="_Toc230183228" w:history="1">
+        <w:r>
+          <w:rPr>
+            <w:rStyle w:val="Hyperlink"/>
+            <w:noProof/>
+          </w:rPr>
+          <w:t>Ilustración 2. Perfilamiento actualizado del dataset clientes_sucio.csv: caracterización, score y hallazgos reproducibles.</w:t>
+        </w:r>
+        <w:r>
+          <w:rPr>
+            <w:noProof/>
+            <w:webHidden/>
+          </w:rPr>
+          <w:tab/>
+        </w:r>
+        <w:r>
+          <w:rPr>
+            <w:noProof/>
+            <w:webHidden/>
+          </w:rPr>
+          <w:fldChar w:fldCharType="begin"/>
+        </w:r>
+        <w:r>
+          <w:rPr>
+            <w:noProof/>
+            <w:webHidden/>
+          </w:rPr>
+          <w:instrText xml:space="preserve"> PAGEREF _Toc230183228 \h </w:instrText>
+        </w:r>
+        <w:r>
+          <w:rPr>
+            <w:noProof/>
+            <w:webHidden/>
+          </w:rPr>
+        </w:r>
+        <w:r>
+          <w:rPr>
+            <w:noProof/>
+            <w:webHidden/>
+          </w:rPr>
+          <w:fldChar w:fldCharType="separate"/>
+        </w:r>
+        <w:r>
+          <w:rPr>
+            <w:noProof/>
+            <w:webHidden/>
+          </w:rPr>
+          <w:t>17</w:t>
+        </w:r>
+        <w:r>
+          <w:rPr>
+            <w:noProof/>
+            <w:webHidden/>
+          </w:rPr>
+          <w:fldChar w:fldCharType="end"/>
+        </w:r>
+      </w:hyperlink>
+    </w:p>
+    <w:p>
+      <w:pPr>
+        <w:pStyle w:val="TableofFigures"/>
+        <w:tabs>
+          <w:tab w:val="right" w:leader="dot" w:pos="9061"/>
+        </w:tabs>
+        <w:rPr>
+          <w:rFonts w:eastAsiaTheme="minorEastAsia" w:cstheme="minorBidi"/>
+          <w:noProof/>
+          <w:kern w:val="2"/>
+          <w:lang w:val="en-CO" w:eastAsia="en-US"/>
+          <w14:ligatures w14:val="standardContextual"/>
+        </w:rPr>
+      </w:pPr>
+      <w:hyperlink w:anchor="_Toc230183229" w:history="1">
+        <w:r>
+          <w:rPr>
+            <w:rStyle w:val="Hyperlink"/>
+            <w:noProof/>
+          </w:rPr>
+          <w:t>Ilustración 3. Etapa de diagnóstico asistido: contrato de entrada, problema observado y paquete controlado para el LLM.</w:t>
+        </w:r>
+        <w:r>
+          <w:rPr>
+            <w:noProof/>
+            <w:webHidden/>
+          </w:rPr>
+          <w:tab/>
+        </w:r>
+        <w:r>
+          <w:rPr>
+            <w:noProof/>
+            <w:webHidden/>
+          </w:rPr>
+          <w:fldChar w:fldCharType="begin"/>
+        </w:r>
+        <w:r>
+          <w:rPr>
+            <w:noProof/>
+            <w:webHidden/>
+          </w:rPr>
+          <w:instrText xml:space="preserve"> PAGEREF _Toc230183229 \h </w:instrText>
+        </w:r>
+        <w:r>
+          <w:rPr>
+            <w:noProof/>
+            <w:webHidden/>
+          </w:rPr>
+        </w:r>
+        <w:r>
+          <w:rPr>
+            <w:noProof/>
+            <w:webHidden/>
+          </w:rPr>
+          <w:fldChar w:fldCharType="separate"/>
+        </w:r>
+        <w:r>
+          <w:rPr>
+            <w:noProof/>
+            <w:webHidden/>
+          </w:rPr>
+          <w:t>18</w:t>
+        </w:r>
+        <w:r>
+          <w:rPr>
+            <w:noProof/>
+            <w:webHidden/>
+          </w:rPr>
+          <w:fldChar w:fldCharType="end"/>
+        </w:r>
+      </w:hyperlink>
+    </w:p>
+    <w:p>
+      <w:pPr>
+        <w:pStyle w:val="TableofFigures"/>
+        <w:tabs>
+          <w:tab w:val="right" w:leader="dot" w:pos="9061"/>
+        </w:tabs>
+        <w:rPr>
+          <w:rFonts w:eastAsiaTheme="minorEastAsia" w:cstheme="minorBidi"/>
+          <w:noProof/>
+          <w:kern w:val="2"/>
+          <w:lang w:val="en-CO" w:eastAsia="en-US"/>
+          <w14:ligatures w14:val="standardContextual"/>
+        </w:rPr>
+      </w:pPr>
+      <w:hyperlink w:anchor="_Toc230183230" w:history="1">
+        <w:r>
+          <w:rPr>
+            <w:rStyle w:val="Hyperlink"/>
+            <w:noProof/>
+          </w:rPr>
+          <w:t>Ilustración 4. Drawer de configuración: selección de proveedor local/cloud y edición guiada del contrato técnico.</w:t>
+        </w:r>
+        <w:r>
+          <w:rPr>
+            <w:noProof/>
+            <w:webHidden/>
+          </w:rPr>
+          <w:tab/>
+        </w:r>
+        <w:r>
+          <w:rPr>
+            <w:noProof/>
+            <w:webHidden/>
+          </w:rPr>
+          <w:fldChar w:fldCharType="begin"/>
+        </w:r>
+        <w:r>
+          <w:rPr>
+            <w:noProof/>
+            <w:webHidden/>
+          </w:rPr>
+          <w:instrText xml:space="preserve"> PAGEREF _Toc230183230 \h </w:instrText>
+        </w:r>
+        <w:r>
+          <w:rPr>
+            <w:noProof/>
+            <w:webHidden/>
+          </w:rPr>
+        </w:r>
+        <w:r>
+          <w:rPr>
+            <w:noProof/>
+            <w:webHidden/>
+          </w:rPr>
+          <w:fldChar w:fldCharType="separate"/>
+        </w:r>
+        <w:r>
+          <w:rPr>
+            <w:noProof/>
+            <w:webHidden/>
+          </w:rPr>
+          <w:t>18</w:t>
+        </w:r>
+        <w:r>
+          <w:rPr>
+            <w:noProof/>
+            <w:webHidden/>
+          </w:rPr>
+          <w:fldChar w:fldCharType="end"/>
+        </w:r>
+      </w:hyperlink>
+    </w:p>
+    <w:p>
+      <w:pPr>
+        <w:pStyle w:val="Ttulondices"/>
+      </w:pPr>
+      <w:r>
+        <w:fldChar w:fldCharType="end"/>
+      </w:r>
+      <w:r>
+        <w:br w:type="page"/>
+      </w:r>
+      <w:r>
+        <w:lastRenderedPageBreak/>
+        <w:t>Índice de tablas</w:t>
+      </w:r>
+    </w:p>
+    <w:p>
+      <w:pPr>
+        <w:pStyle w:val="TableofFigures"/>
+        <w:tabs>
+          <w:tab w:val="right" w:leader="dot" w:pos="9061"/>
+        </w:tabs>
+        <w:rPr>
+          <w:rFonts w:eastAsiaTheme="minorEastAsia" w:cstheme="minorBidi"/>
+          <w:noProof/>
+          <w:kern w:val="2"/>
+          <w:lang w:val="en-CO" w:eastAsia="en-US"/>
+          <w14:ligatures w14:val="standardContextual"/>
+        </w:rPr>
+      </w:pPr>
       <w:r>
         <w:rPr>
           <w:b/>
@@ -3238,7 +3506,7 @@
         <w:rPr>
           <w:b/>
         </w:rPr>
-        <w:instrText xml:space="preserve"> TOC \h \z \t "Tablas;1" \c "Tabla" </w:instrText>
+        <w:instrText xml:space="preserve"> TOC \h \z \c "Tabla" </w:instrText>
       </w:r>
       <w:r>
         <w:rPr>
@@ -3246,22 +3514,13 @@
         </w:rPr>
         <w:fldChar w:fldCharType="separate"/>
       </w:r>
-      <w:hyperlink w:anchor="_Toc155946892" w:history="1">
-        <w:r>
-          <w:rPr>
-            <w:rStyle w:val="Hipervnculo"/>
-            <w:noProof/>
-          </w:rPr>
-          <w:t xml:space="preserve">Tabla 1. </w:t>
-        </w:r>
-        <w:r>
-          <w:rPr>
-            <w:rStyle w:val="Hipervnculo"/>
-            <w:i/>
-            <w:iCs/>
-            <w:noProof/>
-          </w:rPr>
-          <w:t>Ejemplo de tabla con sus principales elementos.</w:t>
+      <w:hyperlink w:anchor="_Toc230183277" w:history="1">
+        <w:r>
+          <w:rPr>
+            <w:rStyle w:val="Hyperlink"/>
+            <w:noProof/>
+          </w:rPr>
+          <w:t>Tabla 1. Comparativa conceptual entre herramientas de calidad del dato y la propuesta AURA.</w:t>
         </w:r>
         <w:r>
           <w:rPr>
@@ -3282,7 +3541,7 @@
             <w:noProof/>
             <w:webHidden/>
           </w:rPr>
-          <w:instrText xml:space="preserve"> PAGEREF _Toc155946892 \h </w:instrText>
+          <w:instrText xml:space="preserve"> PAGEREF _Toc230183277 \h </w:instrText>
         </w:r>
         <w:r>
           <w:rPr>
@@ -3302,7 +3561,79 @@
             <w:noProof/>
             <w:webHidden/>
           </w:rPr>
-          <w:t>2</w:t>
+          <w:t>6</w:t>
+        </w:r>
+        <w:r>
+          <w:rPr>
+            <w:noProof/>
+            <w:webHidden/>
+          </w:rPr>
+          <w:fldChar w:fldCharType="end"/>
+        </w:r>
+      </w:hyperlink>
+    </w:p>
+    <w:p>
+      <w:pPr>
+        <w:pStyle w:val="TableofFigures"/>
+        <w:tabs>
+          <w:tab w:val="right" w:leader="dot" w:pos="9061"/>
+        </w:tabs>
+        <w:rPr>
+          <w:rFonts w:eastAsiaTheme="minorEastAsia" w:cstheme="minorBidi"/>
+          <w:noProof/>
+          <w:kern w:val="2"/>
+          <w:lang w:val="en-CO" w:eastAsia="en-US"/>
+          <w14:ligatures w14:val="standardContextual"/>
+        </w:rPr>
+      </w:pPr>
+      <w:hyperlink w:anchor="_Toc230183278" w:history="1">
+        <w:r>
+          <w:rPr>
+            <w:rStyle w:val="Hyperlink"/>
+            <w:noProof/>
+          </w:rPr>
+          <w:t>Tabla 2. Resultados observados durante la ejecución de AURA con tres datasets sintéticos de prueba.</w:t>
+        </w:r>
+        <w:r>
+          <w:rPr>
+            <w:noProof/>
+            <w:webHidden/>
+          </w:rPr>
+          <w:tab/>
+        </w:r>
+        <w:r>
+          <w:rPr>
+            <w:noProof/>
+            <w:webHidden/>
+          </w:rPr>
+          <w:fldChar w:fldCharType="begin"/>
+        </w:r>
+        <w:r>
+          <w:rPr>
+            <w:noProof/>
+            <w:webHidden/>
+          </w:rPr>
+          <w:instrText xml:space="preserve"> PAGEREF _Toc230183278 \h </w:instrText>
+        </w:r>
+        <w:r>
+          <w:rPr>
+            <w:noProof/>
+            <w:webHidden/>
+          </w:rPr>
+        </w:r>
+        <w:r>
+          <w:rPr>
+            <w:noProof/>
+            <w:webHidden/>
+          </w:rPr>
+          <w:fldChar w:fldCharType="separate"/>
+        </w:r>
+        <w:r>
+          <w:rPr>
+            <w:noProof/>
+            <w:webHidden/>
+          </w:rPr>
+          <w:t>17</w:t>
         </w:r>
         <w:r>
           <w:rPr>
@@ -3317,8 +3648,8 @@
       <w:pPr>
         <w:pStyle w:val="Ttulondices"/>
         <w:sectPr>
-          <w:headerReference w:type="default" r:id="rId11"/>
-          <w:footerReference w:type="default" r:id="rId12"/>
+          <w:headerReference w:type="default" r:id="rId12"/>
+          <w:footerReference w:type="default" r:id="rId13"/>
           <w:pgSz w:w="11906" w:h="16838"/>
           <w:pgMar w:top="1418" w:right="1134" w:bottom="1418" w:left="1701" w:header="709" w:footer="709" w:gutter="0"/>
           <w:pgNumType w:fmt="upperRoman"/>
@@ -3329,15 +3660,19 @@
       </w:pPr>
       <w:r>
         <w:rPr>
-          <w:rFonts w:cs="Times New Roman"/>
+          <w:rFonts w:asciiTheme="minorHAnsi" w:hAnsiTheme="minorHAnsi" w:cs="Times New Roman"/>
           <w:b/>
+          <w:color w:val="auto"/>
+          <w:sz w:val="24"/>
+          <w:szCs w:val="24"/>
+          <w:lang w:eastAsia="es-ES"/>
         </w:rPr>
         <w:fldChar w:fldCharType="end"/>
       </w:r>
     </w:p>
     <w:p>
       <w:pPr>
-        <w:pStyle w:val="Ttulo1"/>
+        <w:pStyle w:val="Heading1"/>
       </w:pPr>
       <w:bookmarkStart w:id="1" w:name="_Toc147741191"/>
       <w:bookmarkStart w:id="2" w:name="_Toc155946865"/>
@@ -3366,7 +3701,7 @@
     </w:p>
     <w:p>
       <w:pPr>
-        <w:pStyle w:val="Ttulo2"/>
+        <w:pStyle w:val="Heading2"/>
       </w:pPr>
       <w:bookmarkStart w:id="5" w:name="_Toc155946866"/>
       <w:r>
@@ -3433,7 +3768,7 @@
     </w:p>
     <w:p>
       <w:pPr>
-        <w:pStyle w:val="Ttulo2"/>
+        <w:pStyle w:val="Heading2"/>
       </w:pPr>
       <w:bookmarkStart w:id="6" w:name="_Toc147741193"/>
       <w:bookmarkStart w:id="7" w:name="_Toc155946867"/>
@@ -3731,13 +4066,7 @@
         <w:rPr>
           <w:rFonts w:ascii="Calibri" w:hAnsi="Calibri"/>
         </w:rPr>
-        <w:t>: el CSV se carga y perfila en el navegador, el motor determinista opera sobre evidencia local y, si se selecciona un proveedor cloud, solo se prepara un paquete reducido de hallazgos. Este diseño reduce exposición de datos y fortalece la gobernanza del proceso</w:t>
-      </w:r>
-      <w:r>
-        <w:rPr>
-          <w:rFonts w:ascii="Calibri" w:hAnsi="Calibri"/>
-        </w:rPr>
-        <w:t xml:space="preserve"> </w:t>
+        <w:t xml:space="preserve">: el CSV se carga y perfila en el navegador, el motor determinista opera sobre evidencia local y, si se selecciona un proveedor cloud, solo se prepara un paquete reducido de hallazgos. Este diseño reduce exposición de datos y fortalece la gobernanza del proceso </w:t>
       </w:r>
       <w:r>
         <w:t>(Ruan et al., 2026).</w:t>
@@ -3746,7 +4075,7 @@
     <w:p/>
     <w:p>
       <w:pPr>
-        <w:pStyle w:val="Ttulo2"/>
+        <w:pStyle w:val="Heading2"/>
       </w:pPr>
       <w:bookmarkStart w:id="8" w:name="_Toc147741194"/>
       <w:bookmarkStart w:id="9" w:name="_Toc155946868"/>
@@ -3766,7 +4095,7 @@
     </w:p>
     <w:p>
       <w:pPr>
-        <w:pStyle w:val="Prrafodelista"/>
+        <w:pStyle w:val="ListParagraph"/>
         <w:numPr>
           <w:ilvl w:val="0"/>
           <w:numId w:val="38"/>
@@ -3803,7 +4132,7 @@
     </w:p>
     <w:p>
       <w:pPr>
-        <w:pStyle w:val="Prrafodelista"/>
+        <w:pStyle w:val="ListParagraph"/>
         <w:numPr>
           <w:ilvl w:val="0"/>
           <w:numId w:val="38"/>
@@ -3826,7 +4155,7 @@
     </w:p>
     <w:p>
       <w:pPr>
-        <w:pStyle w:val="Prrafodelista"/>
+        <w:pStyle w:val="ListParagraph"/>
         <w:numPr>
           <w:ilvl w:val="0"/>
           <w:numId w:val="38"/>
@@ -3849,7 +4178,7 @@
     </w:p>
     <w:p>
       <w:pPr>
-        <w:pStyle w:val="Prrafodelista"/>
+        <w:pStyle w:val="ListParagraph"/>
         <w:numPr>
           <w:ilvl w:val="0"/>
           <w:numId w:val="38"/>
@@ -3872,7 +4201,7 @@
     </w:p>
     <w:p>
       <w:pPr>
-        <w:pStyle w:val="Prrafodelista"/>
+        <w:pStyle w:val="ListParagraph"/>
         <w:numPr>
           <w:ilvl w:val="0"/>
           <w:numId w:val="38"/>
@@ -3909,7 +4238,7 @@
     </w:p>
     <w:p>
       <w:pPr>
-        <w:pStyle w:val="Prrafodelista"/>
+        <w:pStyle w:val="ListParagraph"/>
         <w:numPr>
           <w:ilvl w:val="0"/>
           <w:numId w:val="38"/>
@@ -3960,7 +4289,7 @@
     </w:p>
     <w:p>
       <w:pPr>
-        <w:pStyle w:val="Prrafodelista"/>
+        <w:pStyle w:val="ListParagraph"/>
         <w:numPr>
           <w:ilvl w:val="0"/>
           <w:numId w:val="38"/>
@@ -3979,7 +4308,7 @@
     </w:p>
     <w:p>
       <w:pPr>
-        <w:pStyle w:val="Prrafodelista"/>
+        <w:pStyle w:val="ListParagraph"/>
         <w:numPr>
           <w:ilvl w:val="0"/>
           <w:numId w:val="38"/>
@@ -4013,7 +4342,7 @@
     </w:p>
     <w:p>
       <w:pPr>
-        <w:pStyle w:val="Ttulo1"/>
+        <w:pStyle w:val="Heading1"/>
         <w:rPr>
           <w:caps w:val="0"/>
         </w:rPr>
@@ -4032,7 +4361,7 @@
     </w:p>
     <w:p>
       <w:pPr>
-        <w:pStyle w:val="Ttulo2"/>
+        <w:pStyle w:val="Heading2"/>
         <w:ind w:left="716"/>
         <w:rPr>
           <w:caps w:val="0"/>
@@ -4198,7 +4527,7 @@
     <w:p/>
     <w:p>
       <w:pPr>
-        <w:pStyle w:val="Ttulo2"/>
+        <w:pStyle w:val="Heading2"/>
         <w:ind w:left="716"/>
         <w:rPr>
           <w:caps w:val="0"/>
@@ -4215,7 +4544,7 @@
     </w:p>
     <w:p>
       <w:pPr>
-        <w:pStyle w:val="Ttulo3"/>
+        <w:pStyle w:val="Heading3"/>
       </w:pPr>
       <w:r>
         <w:t xml:space="preserve"> IA Centrada en los Datos (Data-</w:t>
@@ -4283,7 +4612,7 @@
     <w:p/>
     <w:p>
       <w:pPr>
-        <w:pStyle w:val="Ttulo3"/>
+        <w:pStyle w:val="Heading3"/>
       </w:pPr>
       <w:r>
         <w:t>Dimensiones de Calidad: Norma ISO/IEC 25012</w:t>
@@ -4305,7 +4634,7 @@
     <w:p/>
     <w:p>
       <w:pPr>
-        <w:pStyle w:val="Ttulo3"/>
+        <w:pStyle w:val="Heading3"/>
       </w:pPr>
       <w:proofErr w:type="spellStart"/>
       <w:r>
@@ -4344,7 +4673,7 @@
     <w:p/>
     <w:p>
       <w:pPr>
-        <w:pStyle w:val="Ttulo3"/>
+        <w:pStyle w:val="Heading3"/>
       </w:pPr>
       <w:proofErr w:type="spellStart"/>
       <w:r>
@@ -4423,7 +4752,7 @@
     <w:p/>
     <w:p>
       <w:pPr>
-        <w:pStyle w:val="Ttulo3"/>
+        <w:pStyle w:val="Heading3"/>
       </w:pPr>
       <w:r>
         <w:lastRenderedPageBreak/>
@@ -4485,7 +4814,7 @@
     <w:p/>
     <w:p>
       <w:pPr>
-        <w:pStyle w:val="Ttulo3"/>
+        <w:pStyle w:val="Heading3"/>
       </w:pPr>
       <w:r>
         <w:t>Comparativa de herramientas frente a AURA</w:t>
@@ -4515,7 +4844,7 @@
     </w:p>
     <w:tbl>
       <w:tblPr>
-        <w:tblStyle w:val="Tablaconcuadrcula"/>
+        <w:tblStyle w:val="TableGrid"/>
         <w:tblW w:w="0" w:type="auto"/>
         <w:tblLook w:val="04A0" w:firstRow="1" w:lastRow="0" w:firstColumn="1" w:lastColumn="0" w:noHBand="0" w:noVBand="1"/>
       </w:tblPr>
@@ -5095,54 +5424,46 @@
     </w:tbl>
     <w:p>
       <w:pPr>
-        <w:pStyle w:val="Descripcin"/>
-      </w:pPr>
+        <w:pStyle w:val="Caption"/>
+      </w:pPr>
+      <w:bookmarkStart w:id="14" w:name="_Toc230183277"/>
       <w:r>
         <w:t xml:space="preserve">Tabla </w:t>
       </w:r>
-      <w:r>
-        <w:fldChar w:fldCharType="begin"/>
-      </w:r>
-      <w:r>
-        <w:instrText xml:space="preserve"> SEQ Tabla \* ARABIC </w:instrText>
-      </w:r>
-      <w:r>
-        <w:fldChar w:fldCharType="separate"/>
-      </w:r>
-      <w:r>
-        <w:rPr>
-          <w:noProof/>
-        </w:rPr>
-        <w:t>1</w:t>
-      </w:r>
-      <w:r>
-        <w:fldChar w:fldCharType="end"/>
-      </w:r>
+      <w:fldSimple w:instr=" SEQ Tabla \* ARABIC ">
+        <w:r>
+          <w:rPr>
+            <w:noProof/>
+          </w:rPr>
+          <w:t>1</w:t>
+        </w:r>
+      </w:fldSimple>
       <w:r>
         <w:t xml:space="preserve">. </w:t>
       </w:r>
       <w:r>
         <w:t>Comparativa conceptual entre herramientas de calidad del dato y la propuesta AURA.</w:t>
       </w:r>
+      <w:bookmarkEnd w:id="14"/>
     </w:p>
     <w:p/>
     <w:p/>
     <w:p>
       <w:pPr>
-        <w:pStyle w:val="Ttulo2"/>
+        <w:pStyle w:val="Heading2"/>
         <w:ind w:left="716"/>
         <w:rPr>
           <w:caps w:val="0"/>
         </w:rPr>
       </w:pPr>
-      <w:bookmarkStart w:id="14" w:name="_Toc155946872"/>
+      <w:bookmarkStart w:id="15" w:name="_Toc155946872"/>
       <w:r>
         <w:rPr>
           <w:caps w:val="0"/>
         </w:rPr>
         <w:t>Conclusiones</w:t>
       </w:r>
-      <w:bookmarkEnd w:id="14"/>
+      <w:bookmarkEnd w:id="15"/>
     </w:p>
     <w:p>
       <w:r>
@@ -5183,13 +5504,13 @@
     </w:p>
     <w:p>
       <w:pPr>
-        <w:pStyle w:val="Ttulo1"/>
+        <w:pStyle w:val="Heading1"/>
         <w:rPr>
           <w:caps w:val="0"/>
         </w:rPr>
       </w:pPr>
-      <w:bookmarkStart w:id="15" w:name="_Toc147741196"/>
-      <w:bookmarkStart w:id="16" w:name="_Toc155946873"/>
+      <w:bookmarkStart w:id="16" w:name="_Toc147741196"/>
+      <w:bookmarkStart w:id="17" w:name="_Toc155946873"/>
       <w:r>
         <w:rPr>
           <w:caps w:val="0"/>
@@ -5197,27 +5518,27 @@
         <w:lastRenderedPageBreak/>
         <w:t>Objetivos concretos y metodología de trabajo</w:t>
       </w:r>
-      <w:bookmarkEnd w:id="15"/>
       <w:bookmarkEnd w:id="16"/>
-    </w:p>
-    <w:p>
-      <w:pPr>
-        <w:pStyle w:val="Ttulo2"/>
+      <w:bookmarkEnd w:id="17"/>
+    </w:p>
+    <w:p>
+      <w:pPr>
+        <w:pStyle w:val="Heading2"/>
         <w:ind w:left="716"/>
         <w:rPr>
           <w:caps w:val="0"/>
         </w:rPr>
       </w:pPr>
-      <w:bookmarkStart w:id="17" w:name="_Toc147741197"/>
-      <w:bookmarkStart w:id="18" w:name="_Toc155946874"/>
+      <w:bookmarkStart w:id="18" w:name="_Toc147741197"/>
+      <w:bookmarkStart w:id="19" w:name="_Toc155946874"/>
       <w:r>
         <w:rPr>
           <w:caps w:val="0"/>
         </w:rPr>
         <w:t>Objetivo general</w:t>
       </w:r>
-      <w:bookmarkEnd w:id="17"/>
       <w:bookmarkEnd w:id="18"/>
+      <w:bookmarkEnd w:id="19"/>
     </w:p>
     <w:p>
       <w:r>
@@ -5272,22 +5593,22 @@
     <w:p/>
     <w:p>
       <w:pPr>
-        <w:pStyle w:val="Ttulo2"/>
+        <w:pStyle w:val="Heading2"/>
         <w:ind w:left="716"/>
         <w:rPr>
           <w:caps w:val="0"/>
         </w:rPr>
       </w:pPr>
-      <w:bookmarkStart w:id="19" w:name="_Toc147741198"/>
-      <w:bookmarkStart w:id="20" w:name="_Toc155946875"/>
+      <w:bookmarkStart w:id="20" w:name="_Toc147741198"/>
+      <w:bookmarkStart w:id="21" w:name="_Toc155946875"/>
       <w:r>
         <w:rPr>
           <w:caps w:val="0"/>
         </w:rPr>
         <w:t>Objetivos específicos</w:t>
       </w:r>
-      <w:bookmarkEnd w:id="19"/>
       <w:bookmarkEnd w:id="20"/>
+      <w:bookmarkEnd w:id="21"/>
     </w:p>
     <w:p>
       <w:pPr>
@@ -5425,22 +5746,22 @@
     </w:p>
     <w:p>
       <w:pPr>
-        <w:pStyle w:val="Ttulo2"/>
+        <w:pStyle w:val="Heading2"/>
         <w:ind w:left="716"/>
         <w:rPr>
           <w:caps w:val="0"/>
         </w:rPr>
       </w:pPr>
-      <w:bookmarkStart w:id="21" w:name="_Toc147741199"/>
-      <w:bookmarkStart w:id="22" w:name="_Toc155946876"/>
+      <w:bookmarkStart w:id="22" w:name="_Toc147741199"/>
+      <w:bookmarkStart w:id="23" w:name="_Toc155946876"/>
       <w:r>
         <w:rPr>
           <w:caps w:val="0"/>
         </w:rPr>
         <w:t>Metodología del trabajo</w:t>
       </w:r>
-      <w:bookmarkEnd w:id="21"/>
       <w:bookmarkEnd w:id="22"/>
+      <w:bookmarkEnd w:id="23"/>
     </w:p>
     <w:p>
       <w:r>
@@ -5449,7 +5770,7 @@
     </w:p>
     <w:p>
       <w:pPr>
-        <w:pStyle w:val="Ttulo3"/>
+        <w:pStyle w:val="Heading3"/>
       </w:pPr>
       <w:r>
         <w:lastRenderedPageBreak/>
@@ -5472,7 +5793,7 @@
     <w:p/>
     <w:p>
       <w:pPr>
-        <w:pStyle w:val="Ttulo3"/>
+        <w:pStyle w:val="Heading3"/>
       </w:pPr>
       <w:r>
         <w:t>Scrum</w:t>
@@ -5494,7 +5815,7 @@
     <w:p/>
     <w:p>
       <w:pPr>
-        <w:pStyle w:val="Ttulo3"/>
+        <w:pStyle w:val="Heading3"/>
       </w:pPr>
       <w:r>
         <w:t>Arquitectura de Capas de Estabilidad</w:t>
@@ -5872,7 +6193,7 @@
     <w:p/>
     <w:p>
       <w:pPr>
-        <w:pStyle w:val="Ttulo3"/>
+        <w:pStyle w:val="Heading3"/>
       </w:pPr>
       <w:r>
         <w:t>Validación Experimental</w:t>
@@ -5897,7 +6218,21 @@
         <w:rPr>
           <w:rFonts w:ascii="Calibri" w:hAnsi="Calibri"/>
         </w:rPr>
-        <w:t xml:space="preserve"> sintéticos conocidos, con errores intencionales, para comprobar la reproducibilidad del motor determinista y calcular métricas preliminares frente a un ground </w:t>
+        <w:t xml:space="preserve"> sintéticos conocidos, con errores intencionales, para comprobar la reproducibilidad del motor determinista y calcular métricas preliminares frente a un </w:t>
+      </w:r>
+      <w:proofErr w:type="spellStart"/>
+      <w:r>
+        <w:rPr>
+          <w:rFonts w:ascii="Calibri" w:hAnsi="Calibri"/>
+        </w:rPr>
+        <w:t>ground</w:t>
+      </w:r>
+      <w:proofErr w:type="spellEnd"/>
+      <w:r>
+        <w:rPr>
+          <w:rFonts w:ascii="Calibri" w:hAnsi="Calibri"/>
+        </w:rPr>
+        <w:t xml:space="preserve"> </w:t>
       </w:r>
       <w:proofErr w:type="spellStart"/>
       <w:r>
@@ -5911,19 +6246,7 @@
         <w:rPr>
           <w:rFonts w:ascii="Calibri" w:hAnsi="Calibri"/>
         </w:rPr>
-        <w:t xml:space="preserve"> controlado. En segundo lugar, el módulo de comparación de LLM queda preparado para ejecutar </w:t>
-      </w:r>
-      <w:r>
-        <w:rPr>
-          <w:rFonts w:ascii="Calibri" w:hAnsi="Calibri"/>
-        </w:rPr>
-        <w:t>ejecuciones</w:t>
-      </w:r>
-      <w:r>
-        <w:rPr>
-          <w:rFonts w:ascii="Calibri" w:hAnsi="Calibri"/>
-        </w:rPr>
-        <w:t xml:space="preserve"> formales con modelos locales o cloud, siempre que existan credenciales, resultados exportables y evidencia válida. Las métricas consideradas incluyen precisión, </w:t>
+        <w:t xml:space="preserve"> controlado. En segundo lugar, el módulo de comparación de LLM queda preparado para ejecutar ejecuciones formales con modelos locales o cloud, siempre que existan credenciales, resultados exportables y evidencia válida. Las métricas consideradas incluyen precisión, </w:t>
       </w:r>
       <w:proofErr w:type="spellStart"/>
       <w:r>
@@ -5953,12 +6276,12 @@
     </w:p>
     <w:p>
       <w:pPr>
-        <w:pStyle w:val="Ttulo1"/>
+        <w:pStyle w:val="Heading1"/>
         <w:rPr>
           <w:caps w:val="0"/>
         </w:rPr>
       </w:pPr>
-      <w:bookmarkStart w:id="23" w:name="_Toc155946877"/>
+      <w:bookmarkStart w:id="24" w:name="_Toc155946877"/>
       <w:r>
         <w:rPr>
           <w:caps w:val="0"/>
@@ -5966,7 +6289,7 @@
         <w:lastRenderedPageBreak/>
         <w:t>Marco normativo</w:t>
       </w:r>
-      <w:bookmarkEnd w:id="23"/>
+      <w:bookmarkEnd w:id="24"/>
     </w:p>
     <w:p>
       <w:pPr>
@@ -5984,7 +6307,7 @@
     <w:p/>
     <w:p>
       <w:pPr>
-        <w:pStyle w:val="Ttulo2"/>
+        <w:pStyle w:val="Heading2"/>
         <w:rPr>
           <w:caps w:val="0"/>
         </w:rPr>
@@ -6108,7 +6431,7 @@
     </w:p>
     <w:p>
       <w:pPr>
-        <w:pStyle w:val="Ttulo2"/>
+        <w:pStyle w:val="Heading2"/>
       </w:pPr>
       <w:r>
         <w:t>Minimizacion y procesamiento local</w:t>
@@ -6177,7 +6500,7 @@
     </w:p>
     <w:p>
       <w:pPr>
-        <w:pStyle w:val="Ttulo2"/>
+        <w:pStyle w:val="Heading2"/>
       </w:pPr>
       <w:r>
         <w:t>Etica en la IA y gobernanza</w:t>
@@ -6217,9 +6540,9 @@
     <w:p/>
     <w:p>
       <w:pPr>
-        <w:pStyle w:val="Ttulo1"/>
-      </w:pPr>
-      <w:bookmarkStart w:id="24" w:name="_Toc155946878"/>
+        <w:pStyle w:val="Heading1"/>
+      </w:pPr>
+      <w:bookmarkStart w:id="25" w:name="_Toc155946878"/>
       <w:bookmarkEnd w:id="3"/>
       <w:bookmarkEnd w:id="4"/>
       <w:r>
@@ -6228,7 +6551,7 @@
         </w:rPr>
         <w:t>Desarrollo específico de la contribución</w:t>
       </w:r>
-      <w:bookmarkEnd w:id="24"/>
+      <w:bookmarkEnd w:id="25"/>
     </w:p>
     <w:p>
       <w:r>
@@ -6237,7 +6560,7 @@
     </w:p>
     <w:p>
       <w:pPr>
-        <w:pStyle w:val="Ttulo2"/>
+        <w:pStyle w:val="Heading2"/>
       </w:pPr>
       <w:r>
         <w:lastRenderedPageBreak/>
@@ -6256,7 +6579,7 @@
     </w:p>
     <w:p>
       <w:pPr>
-        <w:pStyle w:val="Ttulo3"/>
+        <w:pStyle w:val="Heading3"/>
       </w:pPr>
       <w:r>
         <w:t>Requisitos funcionales</w:t>
@@ -6264,7 +6587,7 @@
     </w:p>
     <w:p>
       <w:pPr>
-        <w:pStyle w:val="Prrafodelista"/>
+        <w:pStyle w:val="ListParagraph"/>
         <w:numPr>
           <w:ilvl w:val="0"/>
           <w:numId w:val="40"/>
@@ -6276,7 +6599,7 @@
     </w:p>
     <w:p>
       <w:pPr>
-        <w:pStyle w:val="Prrafodelista"/>
+        <w:pStyle w:val="ListParagraph"/>
         <w:numPr>
           <w:ilvl w:val="0"/>
           <w:numId w:val="40"/>
@@ -6296,7 +6619,7 @@
     </w:p>
     <w:p>
       <w:pPr>
-        <w:pStyle w:val="Prrafodelista"/>
+        <w:pStyle w:val="ListParagraph"/>
         <w:numPr>
           <w:ilvl w:val="0"/>
           <w:numId w:val="40"/>
@@ -6308,7 +6631,7 @@
     </w:p>
     <w:p>
       <w:pPr>
-        <w:pStyle w:val="Prrafodelista"/>
+        <w:pStyle w:val="ListParagraph"/>
         <w:numPr>
           <w:ilvl w:val="0"/>
           <w:numId w:val="40"/>
@@ -6320,7 +6643,7 @@
     </w:p>
     <w:p>
       <w:pPr>
-        <w:pStyle w:val="Prrafodelista"/>
+        <w:pStyle w:val="ListParagraph"/>
         <w:numPr>
           <w:ilvl w:val="0"/>
           <w:numId w:val="40"/>
@@ -6332,7 +6655,7 @@
     </w:p>
     <w:p>
       <w:pPr>
-        <w:pStyle w:val="Prrafodelista"/>
+        <w:pStyle w:val="ListParagraph"/>
         <w:numPr>
           <w:ilvl w:val="0"/>
           <w:numId w:val="40"/>
@@ -6344,7 +6667,7 @@
     </w:p>
     <w:p>
       <w:pPr>
-        <w:pStyle w:val="Prrafodelista"/>
+        <w:pStyle w:val="ListParagraph"/>
         <w:numPr>
           <w:ilvl w:val="0"/>
           <w:numId w:val="40"/>
@@ -6356,7 +6679,7 @@
     </w:p>
     <w:p>
       <w:pPr>
-        <w:pStyle w:val="Ttulo3"/>
+        <w:pStyle w:val="Heading3"/>
       </w:pPr>
       <w:r>
         <w:t>Requisitos no funcionales</w:t>
@@ -6364,7 +6687,7 @@
     </w:p>
     <w:p>
       <w:pPr>
-        <w:pStyle w:val="Prrafodelista"/>
+        <w:pStyle w:val="ListParagraph"/>
         <w:numPr>
           <w:ilvl w:val="0"/>
           <w:numId w:val="40"/>
@@ -6376,7 +6699,7 @@
     </w:p>
     <w:p>
       <w:pPr>
-        <w:pStyle w:val="Prrafodelista"/>
+        <w:pStyle w:val="ListParagraph"/>
         <w:numPr>
           <w:ilvl w:val="0"/>
           <w:numId w:val="40"/>
@@ -6388,7 +6711,7 @@
     </w:p>
     <w:p>
       <w:pPr>
-        <w:pStyle w:val="Prrafodelista"/>
+        <w:pStyle w:val="ListParagraph"/>
         <w:numPr>
           <w:ilvl w:val="0"/>
           <w:numId w:val="40"/>
@@ -6401,7 +6724,7 @@
     </w:p>
     <w:p>
       <w:pPr>
-        <w:pStyle w:val="Prrafodelista"/>
+        <w:pStyle w:val="ListParagraph"/>
         <w:numPr>
           <w:ilvl w:val="0"/>
           <w:numId w:val="40"/>
@@ -6413,7 +6736,7 @@
     </w:p>
     <w:p>
       <w:pPr>
-        <w:pStyle w:val="Prrafodelista"/>
+        <w:pStyle w:val="ListParagraph"/>
         <w:numPr>
           <w:ilvl w:val="0"/>
           <w:numId w:val="40"/>
@@ -6425,12 +6748,12 @@
     </w:p>
     <w:p>
       <w:pPr>
-        <w:pStyle w:val="Prrafodelista"/>
-      </w:pPr>
-    </w:p>
-    <w:p>
-      <w:pPr>
-        <w:pStyle w:val="Ttulo2"/>
+        <w:pStyle w:val="ListParagraph"/>
+      </w:pPr>
+    </w:p>
+    <w:p>
+      <w:pPr>
+        <w:pStyle w:val="Heading2"/>
       </w:pPr>
       <w:r>
         <w:t>Descripción de la herramienta software desarrollada</w:t>
@@ -6450,7 +6773,7 @@
           <w:noProof/>
         </w:rPr>
         <w:drawing>
-          <wp:inline distT="0" distB="0" distL="0" distR="0" wp14:anchorId="4868B00E" wp14:editId="5FC7D241">
+          <wp:inline distT="0" distB="0" distL="0" distR="0" wp14:anchorId="4868B00E" wp14:editId="5FD3B345">
             <wp:extent cx="5745480" cy="3773805"/>
             <wp:effectExtent l="0" t="0" r="7620" b="0"/>
             <wp:docPr id="68732872" name="Imagen 1"/>
@@ -6467,7 +6790,7 @@
                     </pic:cNvPicPr>
                   </pic:nvPicPr>
                   <pic:blipFill>
-                    <a:blip r:embed="rId13" cstate="print">
+                    <a:blip r:embed="rId14" cstate="print">
                       <a:extLst>
                         <a:ext uri="{28A0092B-C50C-407E-A947-70E740481C1C}">
                           <a14:useLocalDpi xmlns:a14="http://schemas.microsoft.com/office/drawing/2010/main" val="0"/>
@@ -6501,29 +6824,20 @@
     </w:p>
     <w:p>
       <w:pPr>
-        <w:pStyle w:val="Descripcin"/>
-      </w:pPr>
+        <w:pStyle w:val="Caption"/>
+      </w:pPr>
+      <w:bookmarkStart w:id="26" w:name="_Toc230183227"/>
       <w:r>
         <w:t xml:space="preserve">Ilustración </w:t>
       </w:r>
-      <w:r>
-        <w:fldChar w:fldCharType="begin"/>
-      </w:r>
-      <w:r>
-        <w:instrText xml:space="preserve"> SEQ Ilustración \* ARABIC </w:instrText>
-      </w:r>
-      <w:r>
-        <w:fldChar w:fldCharType="separate"/>
-      </w:r>
-      <w:r>
-        <w:rPr>
-          <w:noProof/>
-        </w:rPr>
-        <w:t>1</w:t>
-      </w:r>
-      <w:r>
-        <w:fldChar w:fldCharType="end"/>
-      </w:r>
+      <w:fldSimple w:instr=" SEQ Ilustración \* ARABIC ">
+        <w:r>
+          <w:rPr>
+            <w:noProof/>
+          </w:rPr>
+          <w:t>1</w:t>
+        </w:r>
+      </w:fldSimple>
       <w:r>
         <w:t xml:space="preserve">. </w:t>
       </w:r>
@@ -6538,11 +6852,12 @@
       <w:r>
         <w:t xml:space="preserve"> de AURA y trazabilidad con los objetivos específicos.</w:t>
       </w:r>
+      <w:bookmarkEnd w:id="26"/>
     </w:p>
     <w:p/>
     <w:p>
       <w:pPr>
-        <w:pStyle w:val="Ttulo3"/>
+        <w:pStyle w:val="Heading3"/>
         <w:rPr>
           <w:rFonts w:asciiTheme="minorHAnsi" w:hAnsiTheme="minorHAnsi" w:cstheme="minorHAnsi"/>
           <w:bCs w:val="0"/>
@@ -6559,7 +6874,7 @@
     </w:p>
     <w:p>
       <w:pPr>
-        <w:pStyle w:val="Prrafodelista"/>
+        <w:pStyle w:val="ListParagraph"/>
         <w:numPr>
           <w:ilvl w:val="0"/>
           <w:numId w:val="40"/>
@@ -6579,7 +6894,7 @@
     </w:p>
     <w:p>
       <w:pPr>
-        <w:pStyle w:val="Prrafodelista"/>
+        <w:pStyle w:val="ListParagraph"/>
         <w:numPr>
           <w:ilvl w:val="0"/>
           <w:numId w:val="40"/>
@@ -6591,7 +6906,7 @@
     </w:p>
     <w:p>
       <w:pPr>
-        <w:pStyle w:val="Prrafodelista"/>
+        <w:pStyle w:val="ListParagraph"/>
         <w:numPr>
           <w:ilvl w:val="0"/>
           <w:numId w:val="40"/>
@@ -6603,7 +6918,7 @@
     </w:p>
     <w:p>
       <w:pPr>
-        <w:pStyle w:val="Prrafodelista"/>
+        <w:pStyle w:val="ListParagraph"/>
         <w:numPr>
           <w:ilvl w:val="0"/>
           <w:numId w:val="40"/>
@@ -6615,7 +6930,7 @@
     </w:p>
     <w:p>
       <w:pPr>
-        <w:pStyle w:val="Prrafodelista"/>
+        <w:pStyle w:val="ListParagraph"/>
         <w:numPr>
           <w:ilvl w:val="0"/>
           <w:numId w:val="40"/>
@@ -6627,7 +6942,7 @@
     </w:p>
     <w:p>
       <w:pPr>
-        <w:pStyle w:val="Ttulo3"/>
+        <w:pStyle w:val="Heading3"/>
         <w:rPr>
           <w:rFonts w:asciiTheme="minorHAnsi" w:hAnsiTheme="minorHAnsi" w:cstheme="minorHAnsi"/>
           <w:bCs w:val="0"/>
@@ -6643,7 +6958,7 @@
     </w:p>
     <w:p>
       <w:pPr>
-        <w:pStyle w:val="Prrafodelista"/>
+        <w:pStyle w:val="ListParagraph"/>
         <w:numPr>
           <w:ilvl w:val="0"/>
           <w:numId w:val="40"/>
@@ -6668,7 +6983,7 @@
     </w:p>
     <w:p>
       <w:pPr>
-        <w:pStyle w:val="Prrafodelista"/>
+        <w:pStyle w:val="ListParagraph"/>
         <w:numPr>
           <w:ilvl w:val="0"/>
           <w:numId w:val="40"/>
@@ -6685,7 +7000,7 @@
     </w:p>
     <w:p>
       <w:pPr>
-        <w:pStyle w:val="Prrafodelista"/>
+        <w:pStyle w:val="ListParagraph"/>
         <w:numPr>
           <w:ilvl w:val="0"/>
           <w:numId w:val="40"/>
@@ -6718,7 +7033,7 @@
     </w:p>
     <w:p>
       <w:pPr>
-        <w:pStyle w:val="Prrafodelista"/>
+        <w:pStyle w:val="ListParagraph"/>
         <w:numPr>
           <w:ilvl w:val="0"/>
           <w:numId w:val="40"/>
@@ -6735,7 +7050,7 @@
     </w:p>
     <w:p>
       <w:pPr>
-        <w:pStyle w:val="Prrafodelista"/>
+        <w:pStyle w:val="ListParagraph"/>
         <w:numPr>
           <w:ilvl w:val="0"/>
           <w:numId w:val="40"/>
@@ -6752,7 +7067,7 @@
     </w:p>
     <w:p>
       <w:pPr>
-        <w:pStyle w:val="Prrafodelista"/>
+        <w:pStyle w:val="ListParagraph"/>
         <w:numPr>
           <w:ilvl w:val="0"/>
           <w:numId w:val="40"/>
@@ -6769,7 +7084,7 @@
     </w:p>
     <w:p>
       <w:pPr>
-        <w:pStyle w:val="Prrafodelista"/>
+        <w:pStyle w:val="ListParagraph"/>
         <w:numPr>
           <w:ilvl w:val="0"/>
           <w:numId w:val="40"/>
@@ -6794,7 +7109,7 @@
     </w:p>
     <w:p>
       <w:pPr>
-        <w:pStyle w:val="Ttulo3"/>
+        <w:pStyle w:val="Heading3"/>
         <w:rPr>
           <w:rFonts w:asciiTheme="minorHAnsi" w:hAnsiTheme="minorHAnsi" w:cstheme="minorHAnsi"/>
           <w:bCs w:val="0"/>
@@ -6815,7 +7130,7 @@
     </w:p>
     <w:tbl>
       <w:tblPr>
-        <w:tblStyle w:val="Tablaconcuadrcula"/>
+        <w:tblStyle w:val="TableGrid"/>
         <w:tblW w:w="0" w:type="auto"/>
         <w:tblLook w:val="04A0" w:firstRow="1" w:lastRow="0" w:firstColumn="1" w:lastColumn="0" w:noHBand="0" w:noVBand="1"/>
       </w:tblPr>
@@ -7041,29 +7356,20 @@
     </w:tbl>
     <w:p>
       <w:pPr>
-        <w:pStyle w:val="Descripcin"/>
-      </w:pPr>
+        <w:pStyle w:val="Caption"/>
+      </w:pPr>
+      <w:bookmarkStart w:id="27" w:name="_Toc230183278"/>
       <w:r>
         <w:t xml:space="preserve">Tabla </w:t>
       </w:r>
-      <w:r>
-        <w:fldChar w:fldCharType="begin"/>
-      </w:r>
-      <w:r>
-        <w:instrText xml:space="preserve"> SEQ Tabla \* ARABIC </w:instrText>
-      </w:r>
-      <w:r>
-        <w:fldChar w:fldCharType="separate"/>
-      </w:r>
-      <w:r>
-        <w:rPr>
-          <w:noProof/>
-        </w:rPr>
-        <w:t>2</w:t>
-      </w:r>
-      <w:r>
-        <w:fldChar w:fldCharType="end"/>
-      </w:r>
+      <w:fldSimple w:instr=" SEQ Tabla \* ARABIC ">
+        <w:r>
+          <w:rPr>
+            <w:noProof/>
+          </w:rPr>
+          <w:t>2</w:t>
+        </w:r>
+      </w:fldSimple>
       <w:r>
         <w:t xml:space="preserve">. </w:t>
       </w:r>
@@ -7078,6 +7384,7 @@
       <w:r>
         <w:t xml:space="preserve"> sintéticos de prueba.</w:t>
       </w:r>
+      <w:bookmarkEnd w:id="27"/>
     </w:p>
     <w:p/>
     <w:p>
@@ -7104,7 +7411,7 @@
                     <pic:cNvPicPr/>
                   </pic:nvPicPr>
                   <pic:blipFill>
-                    <a:blip r:embed="rId14"/>
+                    <a:blip r:embed="rId15"/>
                     <a:stretch>
                       <a:fillRect/>
                     </a:stretch>
@@ -7127,29 +7434,20 @@
     </w:p>
     <w:p>
       <w:pPr>
-        <w:pStyle w:val="Descripcin"/>
-      </w:pPr>
+        <w:pStyle w:val="Caption"/>
+      </w:pPr>
+      <w:bookmarkStart w:id="28" w:name="_Toc230183228"/>
       <w:r>
         <w:t xml:space="preserve">Ilustración </w:t>
       </w:r>
-      <w:r>
-        <w:fldChar w:fldCharType="begin"/>
-      </w:r>
-      <w:r>
-        <w:instrText xml:space="preserve"> SEQ Ilustración \* ARABIC </w:instrText>
-      </w:r>
-      <w:r>
-        <w:fldChar w:fldCharType="separate"/>
-      </w:r>
-      <w:r>
-        <w:rPr>
-          <w:noProof/>
-        </w:rPr>
-        <w:t>2</w:t>
-      </w:r>
-      <w:r>
-        <w:fldChar w:fldCharType="end"/>
-      </w:r>
+      <w:fldSimple w:instr=" SEQ Ilustración \* ARABIC ">
+        <w:r>
+          <w:rPr>
+            <w:noProof/>
+          </w:rPr>
+          <w:t>2</w:t>
+        </w:r>
+      </w:fldSimple>
       <w:r>
         <w:t xml:space="preserve">. </w:t>
       </w:r>
@@ -7167,6 +7465,7 @@
       <w:r>
         <w:t>.</w:t>
       </w:r>
+      <w:bookmarkEnd w:id="28"/>
     </w:p>
     <w:p/>
     <w:p/>
@@ -7195,7 +7494,7 @@
                     <pic:cNvPicPr/>
                   </pic:nvPicPr>
                   <pic:blipFill>
-                    <a:blip r:embed="rId15" cstate="print">
+                    <a:blip r:embed="rId16" cstate="print">
                       <a:extLst>
                         <a:ext uri="{28A0092B-C50C-407E-A947-70E740481C1C}">
                           <a14:useLocalDpi xmlns:a14="http://schemas.microsoft.com/office/drawing/2010/main" val="0"/>
@@ -7224,35 +7523,27 @@
     </w:p>
     <w:p>
       <w:pPr>
-        <w:pStyle w:val="Descripcin"/>
-      </w:pPr>
+        <w:pStyle w:val="Caption"/>
+      </w:pPr>
+      <w:bookmarkStart w:id="29" w:name="_Toc230183229"/>
       <w:r>
         <w:t xml:space="preserve">Ilustración </w:t>
       </w:r>
-      <w:r>
-        <w:fldChar w:fldCharType="begin"/>
-      </w:r>
-      <w:r>
-        <w:instrText xml:space="preserve"> SEQ Ilustración \* ARABIC </w:instrText>
-      </w:r>
-      <w:r>
-        <w:fldChar w:fldCharType="separate"/>
-      </w:r>
-      <w:r>
-        <w:rPr>
-          <w:noProof/>
-        </w:rPr>
-        <w:t>3</w:t>
-      </w:r>
-      <w:r>
-        <w:fldChar w:fldCharType="end"/>
-      </w:r>
+      <w:fldSimple w:instr=" SEQ Ilustración \* ARABIC ">
+        <w:r>
+          <w:rPr>
+            <w:noProof/>
+          </w:rPr>
+          <w:t>3</w:t>
+        </w:r>
+      </w:fldSimple>
       <w:r>
         <w:t xml:space="preserve">. </w:t>
       </w:r>
       <w:r>
         <w:t>Etapa de diagnóstico asistido: contrato de entrada, problema observado y paquete controlado para el LLM.</w:t>
       </w:r>
+      <w:bookmarkEnd w:id="29"/>
     </w:p>
     <w:p/>
     <w:p/>
@@ -7280,7 +7571,7 @@
                     <pic:cNvPicPr/>
                   </pic:nvPicPr>
                   <pic:blipFill>
-                    <a:blip r:embed="rId16"/>
+                    <a:blip r:embed="rId17"/>
                     <a:stretch>
                       <a:fillRect/>
                     </a:stretch>
@@ -7303,40 +7594,32 @@
     </w:p>
     <w:p>
       <w:pPr>
-        <w:pStyle w:val="Descripcin"/>
-      </w:pPr>
+        <w:pStyle w:val="Caption"/>
+      </w:pPr>
+      <w:bookmarkStart w:id="30" w:name="_Toc230183230"/>
       <w:r>
         <w:t xml:space="preserve">Ilustración </w:t>
       </w:r>
-      <w:r>
-        <w:fldChar w:fldCharType="begin"/>
-      </w:r>
-      <w:r>
-        <w:instrText xml:space="preserve"> SEQ Ilustración \* ARABIC </w:instrText>
-      </w:r>
-      <w:r>
-        <w:fldChar w:fldCharType="separate"/>
-      </w:r>
-      <w:r>
-        <w:rPr>
-          <w:noProof/>
-        </w:rPr>
-        <w:t>4</w:t>
-      </w:r>
-      <w:r>
-        <w:fldChar w:fldCharType="end"/>
-      </w:r>
+      <w:fldSimple w:instr=" SEQ Ilustración \* ARABIC ">
+        <w:r>
+          <w:rPr>
+            <w:noProof/>
+          </w:rPr>
+          <w:t>4</w:t>
+        </w:r>
+      </w:fldSimple>
       <w:r>
         <w:t xml:space="preserve">. </w:t>
       </w:r>
       <w:r>
         <w:t>Drawer de configuración: selección de proveedor local/cloud y edición guiada del contrato técnico.</w:t>
       </w:r>
+      <w:bookmarkEnd w:id="30"/>
     </w:p>
     <w:p/>
     <w:p>
       <w:pPr>
-        <w:pStyle w:val="Ttulo2"/>
+        <w:pStyle w:val="Heading2"/>
       </w:pPr>
       <w:r>
         <w:lastRenderedPageBreak/>
@@ -7350,7 +7633,7 @@
     </w:p>
     <w:p>
       <w:pPr>
-        <w:pStyle w:val="Ttulo3"/>
+        <w:pStyle w:val="Heading3"/>
         <w:rPr>
           <w:rFonts w:asciiTheme="minorHAnsi" w:hAnsiTheme="minorHAnsi" w:cstheme="minorHAnsi"/>
         </w:rPr>
@@ -7370,7 +7653,7 @@
     </w:p>
     <w:p>
       <w:pPr>
-        <w:pStyle w:val="Ttulo3"/>
+        <w:pStyle w:val="Heading3"/>
         <w:rPr>
           <w:rFonts w:asciiTheme="minorHAnsi" w:hAnsiTheme="minorHAnsi" w:cstheme="minorHAnsi"/>
         </w:rPr>
@@ -7390,7 +7673,7 @@
     </w:p>
     <w:p>
       <w:pPr>
-        <w:pStyle w:val="Ttulo3"/>
+        <w:pStyle w:val="Heading3"/>
         <w:rPr>
           <w:rFonts w:asciiTheme="minorHAnsi" w:hAnsiTheme="minorHAnsi" w:cstheme="minorHAnsi"/>
         </w:rPr>
@@ -7404,7 +7687,7 @@
       </w:r>
     </w:p>
     <w:p>
-      <w:bookmarkStart w:id="25" w:name="_Toc155946882"/>
+      <w:bookmarkStart w:id="31" w:name="_Toc155946882"/>
       <w:r>
         <w:rPr>
           <w:rFonts w:ascii="Calibri" w:hAnsi="Calibri"/>
@@ -7470,7 +7753,7 @@
     </w:p>
     <w:p>
       <w:pPr>
-        <w:pStyle w:val="Ttulo1"/>
+        <w:pStyle w:val="Heading1"/>
       </w:pPr>
       <w:r>
         <w:rPr>
@@ -7479,11 +7762,11 @@
         <w:lastRenderedPageBreak/>
         <w:t>Código fuente y datos analizados</w:t>
       </w:r>
-      <w:bookmarkEnd w:id="25"/>
-    </w:p>
-    <w:p>
-      <w:pPr>
-        <w:pStyle w:val="Ttulo2"/>
+      <w:bookmarkEnd w:id="31"/>
+    </w:p>
+    <w:p>
+      <w:pPr>
+        <w:pStyle w:val="Heading2"/>
       </w:pPr>
       <w:r>
         <w:rPr>
@@ -7491,14 +7774,14 @@
         </w:rPr>
         <w:t xml:space="preserve"> </w:t>
       </w:r>
-      <w:bookmarkStart w:id="26" w:name="_Toc155946883"/>
+      <w:bookmarkStart w:id="32" w:name="_Toc155946883"/>
       <w:r>
         <w:rPr>
           <w:caps w:val="0"/>
         </w:rPr>
         <w:t>Código fuente</w:t>
       </w:r>
-      <w:bookmarkEnd w:id="26"/>
+      <w:bookmarkEnd w:id="32"/>
     </w:p>
     <w:p>
       <w:r>
@@ -7686,7 +7969,7 @@
     </w:p>
     <w:p>
       <w:pPr>
-        <w:pStyle w:val="Ttulo2"/>
+        <w:pStyle w:val="Heading2"/>
       </w:pPr>
       <w:r>
         <w:rPr>
@@ -7694,14 +7977,14 @@
         </w:rPr>
         <w:t xml:space="preserve"> </w:t>
       </w:r>
-      <w:bookmarkStart w:id="27" w:name="_Toc155946884"/>
+      <w:bookmarkStart w:id="33" w:name="_Toc155946884"/>
       <w:r>
         <w:rPr>
           <w:caps w:val="0"/>
         </w:rPr>
         <w:t>Datos Analizados</w:t>
       </w:r>
-      <w:bookmarkEnd w:id="27"/>
+      <w:bookmarkEnd w:id="33"/>
     </w:p>
     <w:p>
       <w:r>
@@ -7758,7 +8041,21 @@
         <w:rPr>
           <w:rFonts w:ascii="Calibri" w:hAnsi="Calibri"/>
         </w:rPr>
-        <w:t xml:space="preserve"> sintéticos permite disponer de un ground </w:t>
+        <w:t xml:space="preserve"> sintéticos permite disponer de un </w:t>
+      </w:r>
+      <w:proofErr w:type="spellStart"/>
+      <w:r>
+        <w:rPr>
+          <w:rFonts w:ascii="Calibri" w:hAnsi="Calibri"/>
+        </w:rPr>
+        <w:t>ground</w:t>
+      </w:r>
+      <w:proofErr w:type="spellEnd"/>
+      <w:r>
+        <w:rPr>
+          <w:rFonts w:ascii="Calibri" w:hAnsi="Calibri"/>
+        </w:rPr>
+        <w:t xml:space="preserve"> </w:t>
       </w:r>
       <w:proofErr w:type="spellStart"/>
       <w:r>
@@ -7791,7 +8088,7 @@
     </w:p>
     <w:p>
       <w:pPr>
-        <w:pStyle w:val="Ttulo4"/>
+        <w:pStyle w:val="Heading4"/>
         <w:numPr>
           <w:ilvl w:val="0"/>
           <w:numId w:val="0"/>
@@ -7808,7 +8105,7 @@
     </w:p>
     <w:p>
       <w:pPr>
-        <w:pStyle w:val="Ttulo1"/>
+        <w:pStyle w:val="Heading1"/>
       </w:pPr>
       <w:r>
         <w:lastRenderedPageBreak/>
@@ -7816,7 +8113,7 @@
       </w:r>
     </w:p>
     <w:p>
-      <w:bookmarkStart w:id="28" w:name="_Toc155946885"/>
+      <w:bookmarkStart w:id="34" w:name="_Toc155946885"/>
       <w:r>
         <w:rPr>
           <w:rFonts w:ascii="Calibri" w:hAnsi="Calibri"/>
@@ -7835,7 +8132,21 @@
         <w:rPr>
           <w:rFonts w:ascii="Calibri" w:hAnsi="Calibri"/>
         </w:rPr>
-        <w:t xml:space="preserve"> sintético con ground </w:t>
+        <w:t xml:space="preserve"> sintético con </w:t>
+      </w:r>
+      <w:proofErr w:type="spellStart"/>
+      <w:r>
+        <w:rPr>
+          <w:rFonts w:ascii="Calibri" w:hAnsi="Calibri"/>
+        </w:rPr>
+        <w:t>ground</w:t>
+      </w:r>
+      <w:proofErr w:type="spellEnd"/>
+      <w:r>
+        <w:rPr>
+          <w:rFonts w:ascii="Calibri" w:hAnsi="Calibri"/>
+        </w:rPr>
+        <w:t xml:space="preserve"> </w:t>
       </w:r>
       <w:proofErr w:type="spellStart"/>
       <w:r>
@@ -7940,7 +8251,7 @@
     </w:p>
     <w:p>
       <w:pPr>
-        <w:pStyle w:val="Ttulo1"/>
+        <w:pStyle w:val="Heading1"/>
         <w:rPr>
           <w:caps w:val="0"/>
         </w:rPr>
@@ -7951,7 +8262,7 @@
         </w:rPr>
         <w:t>Conclusiones</w:t>
       </w:r>
-      <w:bookmarkEnd w:id="28"/>
+      <w:bookmarkEnd w:id="34"/>
     </w:p>
     <w:p>
       <w:r>
@@ -8022,7 +8333,7 @@
     <w:p/>
     <w:p>
       <w:pPr>
-        <w:pStyle w:val="Ttulo1"/>
+        <w:pStyle w:val="Heading1"/>
         <w:rPr>
           <w:caps w:val="0"/>
         </w:rPr>
@@ -8033,35 +8344,35 @@
         </w:rPr>
         <w:t xml:space="preserve"> </w:t>
       </w:r>
-      <w:bookmarkStart w:id="29" w:name="_Toc155946886"/>
+      <w:bookmarkStart w:id="35" w:name="_Toc155946886"/>
       <w:r>
         <w:rPr>
           <w:caps w:val="0"/>
         </w:rPr>
         <w:t>Limitaciones y prospectiva</w:t>
       </w:r>
-      <w:bookmarkEnd w:id="29"/>
-    </w:p>
-    <w:p>
-      <w:pPr>
-        <w:pStyle w:val="Ttulo2"/>
+      <w:bookmarkEnd w:id="35"/>
+    </w:p>
+    <w:p>
+      <w:pPr>
+        <w:pStyle w:val="Heading2"/>
         <w:rPr>
           <w:caps w:val="0"/>
         </w:rPr>
       </w:pPr>
-      <w:bookmarkStart w:id="30" w:name="_Toc155946887"/>
+      <w:bookmarkStart w:id="36" w:name="_Toc155946887"/>
       <w:r>
         <w:rPr>
           <w:caps w:val="0"/>
         </w:rPr>
         <w:t>Limitaciones</w:t>
       </w:r>
-      <w:bookmarkEnd w:id="30"/>
-    </w:p>
-    <w:p>
-      <w:bookmarkStart w:id="31" w:name="_Toc54278735"/>
-      <w:bookmarkStart w:id="32" w:name="_Toc147741214"/>
-      <w:bookmarkStart w:id="33" w:name="_Toc155946888"/>
+      <w:bookmarkEnd w:id="36"/>
+    </w:p>
+    <w:p>
+      <w:bookmarkStart w:id="37" w:name="_Toc54278735"/>
+      <w:bookmarkStart w:id="38" w:name="_Toc147741214"/>
+      <w:bookmarkStart w:id="39" w:name="_Toc155946888"/>
       <w:r>
         <w:rPr>
           <w:rFonts w:ascii="Calibri" w:hAnsi="Calibri"/>
@@ -8080,7 +8391,21 @@
         <w:rPr>
           <w:rFonts w:ascii="Calibri" w:hAnsi="Calibri"/>
         </w:rPr>
-        <w:t xml:space="preserve"> sintéticos pequeños, diseñados para activar errores conocidos. Aunque esto permite controlar el ground </w:t>
+        <w:t xml:space="preserve"> sintéticos pequeños, diseñados para activar errores conocidos. Aunque esto permite controlar el </w:t>
+      </w:r>
+      <w:proofErr w:type="spellStart"/>
+      <w:r>
+        <w:rPr>
+          <w:rFonts w:ascii="Calibri" w:hAnsi="Calibri"/>
+        </w:rPr>
+        <w:t>ground</w:t>
+      </w:r>
+      <w:proofErr w:type="spellEnd"/>
+      <w:r>
+        <w:rPr>
+          <w:rFonts w:ascii="Calibri" w:hAnsi="Calibri"/>
+        </w:rPr>
+        <w:t xml:space="preserve"> </w:t>
       </w:r>
       <w:proofErr w:type="spellStart"/>
       <w:r>
@@ -8165,7 +8490,7 @@
     </w:p>
     <w:p>
       <w:pPr>
-        <w:pStyle w:val="Ttulo2"/>
+        <w:pStyle w:val="Heading2"/>
         <w:rPr>
           <w:caps w:val="0"/>
         </w:rPr>
@@ -8177,12 +8502,12 @@
         <w:lastRenderedPageBreak/>
         <w:t>Trabajo futuro</w:t>
       </w:r>
-      <w:bookmarkEnd w:id="31"/>
-      <w:bookmarkEnd w:id="32"/>
-      <w:bookmarkEnd w:id="33"/>
-    </w:p>
-    <w:p>
-      <w:bookmarkStart w:id="34" w:name="_Toc155946889"/>
+      <w:bookmarkEnd w:id="37"/>
+      <w:bookmarkEnd w:id="38"/>
+      <w:bookmarkEnd w:id="39"/>
+    </w:p>
+    <w:p>
+      <w:bookmarkStart w:id="40" w:name="_Toc155946889"/>
       <w:r>
         <w:rPr>
           <w:rFonts w:ascii="Calibri" w:hAnsi="Calibri"/>
@@ -8241,7 +8566,7 @@
       <w:r>
         <w:t>Referencias bibliográficas</w:t>
       </w:r>
-      <w:bookmarkEnd w:id="34"/>
+      <w:bookmarkEnd w:id="40"/>
     </w:p>
     <w:p>
       <w:pPr>
@@ -8922,12 +9247,12 @@
       <w:pPr>
         <w:pStyle w:val="Anexo"/>
       </w:pPr>
-      <w:bookmarkStart w:id="35" w:name="_Toc155946890"/>
+      <w:bookmarkStart w:id="41" w:name="_Toc155946890"/>
       <w:r>
         <w:lastRenderedPageBreak/>
         <w:t>Privacidad y protección de datos</w:t>
       </w:r>
-      <w:bookmarkEnd w:id="35"/>
+      <w:bookmarkEnd w:id="41"/>
     </w:p>
     <w:p>
       <w:r>
@@ -8955,7 +9280,7 @@
     </w:p>
     <w:p>
       <w:pPr>
-        <w:pStyle w:val="Ttulo1"/>
+        <w:pStyle w:val="Heading1"/>
       </w:pPr>
       <w:r>
         <w:t>Nota de trabajo para cierre de semana 10</w:t>
@@ -9071,7 +9396,7 @@
 <w:hdr xmlns:wpc="http://schemas.microsoft.com/office/word/2010/wordprocessingCanvas" xmlns:cx="http://schemas.microsoft.com/office/drawing/2014/chartex" xmlns:cx1="http://schemas.microsoft.com/office/drawing/2015/9/8/chartex" xmlns:cx2="http://schemas.microsoft.com/office/drawing/2015/10/21/chartex" xmlns:cx3="http://schemas.microsoft.com/office/drawing/2016/5/9/chartex" xmlns:cx4="http://schemas.microsoft.com/office/drawing/2016/5/10/chartex" xmlns:cx5="http://schemas.microsoft.com/office/drawing/2016/5/11/chartex" xmlns:cx6="http://schemas.microsoft.com/office/drawing/2016/5/12/chartex" xmlns:cx7="http://schemas.microsoft.com/office/drawing/2016/5/13/chartex" xmlns:cx8="http://schemas.microsoft.com/office/drawing/2016/5/14/chartex" xmlns:mc="http://schemas.openxmlformats.org/markup-compatibility/2006" xmlns:aink="http://schemas.microsoft.com/office/drawing/2016/ink" xmlns:am3d="http://schemas.microsoft.com/office/drawing/2017/model3d" xmlns:o="urn:schemas-microsoft-com:office:office" xmlns:oel="http://schemas.microsoft.com/office/2019/extlst" xmlns:r="http://schemas.openxmlformats.org/officeDocument/2006/relationships" xmlns:m="http://schemas.openxmlformats.org/officeDocument/2006/math" xmlns:v="urn:schemas-microsoft-com:vml" xmlns:wp14="http://schemas.microsoft.com/office/word/2010/wordprocessingDrawing" xmlns:wp="http://schemas.openxmlformats.org/drawingml/2006/wordprocessingDrawing" xmlns:w10="urn:schemas-microsoft-com:office:word" xmlns:w="http://schemas.openxmlformats.org/wordprocessingml/2006/main" xmlns:w14="http://schemas.microsoft.com/office/word/2010/wordml" xmlns:w15="http://schemas.microsoft.com/office/word/2012/wordml" xmlns:w16cex="http://schemas.microsoft.com/office/word/2018/wordml/cex" xmlns:w16cid="http://schemas.microsoft.com/office/word/2016/wordml/cid" xmlns:w16="http://schemas.microsoft.com/office/word/2018/wordml" xmlns:w16du="http://schemas.microsoft.com/office/word/2023/wordml/word16du" xmlns:w16sdtdh="http://schemas.microsoft.com/office/word/2020/wordml/sdtdatahash" xmlns:w16sdtfl="http://schemas.microsoft.com/office/word/2024/wordml/sdtformatlock" xmlns:w16se="http://schemas.microsoft.com/office/word/2015/wordml/symex" xmlns:wpg="http://schemas.microsoft.com/office/word/2010/wordprocessingGroup" xmlns:wpi="http://schemas.microsoft.com/office/word/2010/wordprocessingInk" xmlns:wne="http://schemas.microsoft.com/office/word/2006/wordml" xmlns:wps="http://schemas.microsoft.com/office/word/2010/wordprocessingShape" mc:Ignorable="w14 w15 w16se w16cid w16 w16cex w16sdtdh w16sdtfl w16du wp14">
   <w:p>
     <w:pPr>
-      <w:pStyle w:val="Encabezado"/>
+      <w:pStyle w:val="Header"/>
       <w:spacing w:before="0" w:after="0" w:line="240" w:lineRule="auto"/>
       <w:jc w:val="right"/>
       <w:rPr>
@@ -9089,7 +9414,7 @@
   </w:p>
   <w:p>
     <w:pPr>
-      <w:pStyle w:val="Encabezado"/>
+      <w:pStyle w:val="Header"/>
       <w:spacing w:before="0" w:after="0" w:line="240" w:lineRule="auto"/>
       <w:jc w:val="right"/>
       <w:rPr>
@@ -10228,7 +10553,7 @@
     <w:lvl w:ilvl="4">
       <w:start w:val="1"/>
       <w:numFmt w:val="decimal"/>
-      <w:pStyle w:val="Ttulo5"/>
+      <w:pStyle w:val="Heading5"/>
       <w:lvlText w:val="%1.%2.%3.%4.%5"/>
       <w:lvlJc w:val="left"/>
       <w:pPr>
@@ -10238,7 +10563,7 @@
     <w:lvl w:ilvl="5">
       <w:start w:val="1"/>
       <w:numFmt w:val="decimal"/>
-      <w:pStyle w:val="Ttulo6"/>
+      <w:pStyle w:val="Heading6"/>
       <w:lvlText w:val="%1.%2.%3.%4.%5.%6"/>
       <w:lvlJc w:val="left"/>
       <w:pPr>
@@ -10248,7 +10573,7 @@
     <w:lvl w:ilvl="6">
       <w:start w:val="1"/>
       <w:numFmt w:val="decimal"/>
-      <w:pStyle w:val="Ttulo7"/>
+      <w:pStyle w:val="Heading7"/>
       <w:lvlText w:val="%1.%2.%3.%4.%5.%6.%7"/>
       <w:lvlJc w:val="left"/>
       <w:pPr>
@@ -10258,7 +10583,7 @@
     <w:lvl w:ilvl="7">
       <w:start w:val="1"/>
       <w:numFmt w:val="decimal"/>
-      <w:pStyle w:val="Ttulo8"/>
+      <w:pStyle w:val="Heading8"/>
       <w:lvlText w:val="%1.%2.%3.%4.%5.%6.%7.%8"/>
       <w:lvlJc w:val="left"/>
       <w:pPr>
@@ -10268,7 +10593,7 @@
     <w:lvl w:ilvl="8">
       <w:start w:val="1"/>
       <w:numFmt w:val="decimal"/>
-      <w:pStyle w:val="Ttulo9"/>
+      <w:pStyle w:val="Heading9"/>
       <w:lvlText w:val="%1.%2.%3.%4.%5.%6.%7.%8.%9"/>
       <w:lvlJc w:val="left"/>
       <w:pPr>
@@ -11169,7 +11494,7 @@
     <w:lvl w:ilvl="0" w:tplc="DFF68480">
       <w:start w:val="1"/>
       <w:numFmt w:val="decimal"/>
-      <w:pStyle w:val="ndice1"/>
+      <w:pStyle w:val="Index1"/>
       <w:lvlText w:val="%1."/>
       <w:lvlJc w:val="left"/>
       <w:pPr>
@@ -11454,7 +11779,7 @@
     <w:lvl w:ilvl="0">
       <w:start w:val="1"/>
       <w:numFmt w:val="decimal"/>
-      <w:pStyle w:val="Ttulo1"/>
+      <w:pStyle w:val="Heading1"/>
       <w:lvlText w:val="%1."/>
       <w:lvlJc w:val="left"/>
       <w:pPr>
@@ -11464,7 +11789,7 @@
     <w:lvl w:ilvl="1">
       <w:start w:val="1"/>
       <w:numFmt w:val="decimal"/>
-      <w:pStyle w:val="Ttulo2"/>
+      <w:pStyle w:val="Heading2"/>
       <w:lvlText w:val="%1.%2."/>
       <w:lvlJc w:val="left"/>
       <w:pPr>
@@ -11474,7 +11799,7 @@
     <w:lvl w:ilvl="2">
       <w:start w:val="1"/>
       <w:numFmt w:val="decimal"/>
-      <w:pStyle w:val="Ttulo3"/>
+      <w:pStyle w:val="Heading3"/>
       <w:lvlText w:val="%1.%2.%3."/>
       <w:lvlJc w:val="left"/>
       <w:pPr>
@@ -11484,7 +11809,7 @@
     <w:lvl w:ilvl="3">
       <w:start w:val="1"/>
       <w:numFmt w:val="decimal"/>
-      <w:pStyle w:val="Ttulo4"/>
+      <w:pStyle w:val="Heading4"/>
       <w:lvlText w:val="%1.%2.%3.%4."/>
       <w:lvlJc w:val="left"/>
       <w:pPr>
@@ -12420,11 +12745,11 @@
       <w:szCs w:val="24"/>
     </w:rPr>
   </w:style>
-  <w:style w:type="paragraph" w:styleId="Ttulo1">
+  <w:style w:type="paragraph" w:styleId="Heading1">
     <w:name w:val="heading 1"/>
     <w:basedOn w:val="Normal"/>
     <w:next w:val="Normal"/>
-    <w:link w:val="Ttulo1Car"/>
+    <w:link w:val="Heading1Char"/>
     <w:uiPriority w:val="9"/>
     <w:qFormat/>
     <w:rsid w:val="000D09A0"/>
@@ -12445,11 +12770,11 @@
       <w:szCs w:val="32"/>
     </w:rPr>
   </w:style>
-  <w:style w:type="paragraph" w:styleId="Ttulo2">
+  <w:style w:type="paragraph" w:styleId="Heading2">
     <w:name w:val="heading 2"/>
     <w:basedOn w:val="Normal"/>
     <w:next w:val="Normal"/>
-    <w:link w:val="Ttulo2Car"/>
+    <w:link w:val="Heading2Char"/>
     <w:uiPriority w:val="9"/>
     <w:unhideWhenUsed/>
     <w:qFormat/>
@@ -12472,11 +12797,11 @@
       <w:szCs w:val="28"/>
     </w:rPr>
   </w:style>
-  <w:style w:type="paragraph" w:styleId="Ttulo3">
+  <w:style w:type="paragraph" w:styleId="Heading3">
     <w:name w:val="heading 3"/>
     <w:basedOn w:val="Normal"/>
     <w:next w:val="Normal"/>
-    <w:link w:val="Ttulo3Car"/>
+    <w:link w:val="Heading3Char"/>
     <w:uiPriority w:val="9"/>
     <w:unhideWhenUsed/>
     <w:qFormat/>
@@ -12497,11 +12822,11 @@
       <w:szCs w:val="26"/>
     </w:rPr>
   </w:style>
-  <w:style w:type="paragraph" w:styleId="Ttulo4">
+  <w:style w:type="paragraph" w:styleId="Heading4">
     <w:name w:val="heading 4"/>
-    <w:basedOn w:val="Prrafodelista"/>
+    <w:basedOn w:val="ListParagraph"/>
     <w:next w:val="Normal"/>
-    <w:link w:val="Ttulo4Car"/>
+    <w:link w:val="Heading4Char"/>
     <w:uiPriority w:val="9"/>
     <w:unhideWhenUsed/>
     <w:qFormat/>
@@ -12515,11 +12840,11 @@
       <w:outlineLvl w:val="3"/>
     </w:pPr>
   </w:style>
-  <w:style w:type="paragraph" w:styleId="Ttulo5">
+  <w:style w:type="paragraph" w:styleId="Heading5">
     <w:name w:val="heading 5"/>
     <w:basedOn w:val="Normal"/>
     <w:next w:val="Normal"/>
-    <w:link w:val="Ttulo5Car"/>
+    <w:link w:val="Heading5Char"/>
     <w:uiPriority w:val="9"/>
     <w:semiHidden/>
     <w:unhideWhenUsed/>
@@ -12542,11 +12867,11 @@
       <w:szCs w:val="26"/>
     </w:rPr>
   </w:style>
-  <w:style w:type="paragraph" w:styleId="Ttulo6">
+  <w:style w:type="paragraph" w:styleId="Heading6">
     <w:name w:val="heading 6"/>
     <w:basedOn w:val="Normal"/>
     <w:next w:val="Normal"/>
-    <w:link w:val="Ttulo6Car"/>
+    <w:link w:val="Heading6Char"/>
     <w:uiPriority w:val="9"/>
     <w:semiHidden/>
     <w:unhideWhenUsed/>
@@ -12567,11 +12892,11 @@
       <w:szCs w:val="22"/>
     </w:rPr>
   </w:style>
-  <w:style w:type="paragraph" w:styleId="Ttulo7">
+  <w:style w:type="paragraph" w:styleId="Heading7">
     <w:name w:val="heading 7"/>
     <w:basedOn w:val="Normal"/>
     <w:next w:val="Normal"/>
-    <w:link w:val="Ttulo7Car"/>
+    <w:link w:val="Heading7Char"/>
     <w:uiPriority w:val="9"/>
     <w:semiHidden/>
     <w:unhideWhenUsed/>
@@ -12589,11 +12914,11 @@
       <w:rFonts w:ascii="Calibri" w:hAnsi="Calibri"/>
     </w:rPr>
   </w:style>
-  <w:style w:type="paragraph" w:styleId="Ttulo8">
+  <w:style w:type="paragraph" w:styleId="Heading8">
     <w:name w:val="heading 8"/>
     <w:basedOn w:val="Normal"/>
     <w:next w:val="Normal"/>
-    <w:link w:val="Ttulo8Car"/>
+    <w:link w:val="Heading8Char"/>
     <w:uiPriority w:val="9"/>
     <w:semiHidden/>
     <w:unhideWhenUsed/>
@@ -12613,11 +12938,11 @@
       <w:iCs/>
     </w:rPr>
   </w:style>
-  <w:style w:type="paragraph" w:styleId="Ttulo9">
+  <w:style w:type="paragraph" w:styleId="Heading9">
     <w:name w:val="heading 9"/>
     <w:basedOn w:val="Normal"/>
     <w:next w:val="Normal"/>
-    <w:link w:val="Ttulo9Car"/>
+    <w:link w:val="Heading9Char"/>
     <w:uiPriority w:val="9"/>
     <w:semiHidden/>
     <w:unhideWhenUsed/>
@@ -12636,12 +12961,13 @@
       <w:szCs w:val="22"/>
     </w:rPr>
   </w:style>
-  <w:style w:type="character" w:default="1" w:styleId="Fuentedeprrafopredeter">
+  <w:style w:type="character" w:default="1" w:styleId="DefaultParagraphFont">
     <w:name w:val="Default Paragraph Font"/>
     <w:uiPriority w:val="1"/>
+    <w:semiHidden/>
     <w:unhideWhenUsed/>
   </w:style>
-  <w:style w:type="table" w:default="1" w:styleId="Tablanormal">
+  <w:style w:type="table" w:default="1" w:styleId="TableNormal">
     <w:name w:val="Normal Table"/>
     <w:uiPriority w:val="99"/>
     <w:semiHidden/>
@@ -12656,15 +12982,15 @@
       </w:tblCellMar>
     </w:tblPr>
   </w:style>
-  <w:style w:type="numbering" w:default="1" w:styleId="Sinlista">
+  <w:style w:type="numbering" w:default="1" w:styleId="NoList">
     <w:name w:val="No List"/>
     <w:uiPriority w:val="99"/>
     <w:semiHidden/>
     <w:unhideWhenUsed/>
   </w:style>
-  <w:style w:type="paragraph" w:styleId="Sinespaciado">
+  <w:style w:type="paragraph" w:styleId="NoSpacing">
     <w:name w:val="No Spacing"/>
-    <w:link w:val="SinespaciadoCar"/>
+    <w:link w:val="NoSpacingChar"/>
     <w:uiPriority w:val="1"/>
     <w:rsid w:val="00507BAD"/>
     <w:rPr>
@@ -12674,9 +13000,9 @@
       <w:lang w:eastAsia="en-US"/>
     </w:rPr>
   </w:style>
-  <w:style w:type="character" w:customStyle="1" w:styleId="SinespaciadoCar">
-    <w:name w:val="Sin espaciado Car"/>
-    <w:link w:val="Sinespaciado"/>
+  <w:style w:type="character" w:customStyle="1" w:styleId="NoSpacingChar">
+    <w:name w:val="No Spacing Char"/>
+    <w:link w:val="NoSpacing"/>
     <w:uiPriority w:val="1"/>
     <w:rsid w:val="00507BAD"/>
     <w:rPr>
@@ -12686,10 +13012,10 @@
       <w:lang w:val="es-ES" w:eastAsia="en-US" w:bidi="ar-SA"/>
     </w:rPr>
   </w:style>
-  <w:style w:type="paragraph" w:styleId="Textodeglobo">
+  <w:style w:type="paragraph" w:styleId="BalloonText">
     <w:name w:val="Balloon Text"/>
     <w:basedOn w:val="Normal"/>
-    <w:link w:val="TextodegloboCar"/>
+    <w:link w:val="BalloonTextChar"/>
     <w:uiPriority w:val="99"/>
     <w:semiHidden/>
     <w:unhideWhenUsed/>
@@ -12701,9 +13027,9 @@
       <w:lang w:val="x-none"/>
     </w:rPr>
   </w:style>
-  <w:style w:type="character" w:customStyle="1" w:styleId="TextodegloboCar">
-    <w:name w:val="Texto de globo Car"/>
-    <w:link w:val="Textodeglobo"/>
+  <w:style w:type="character" w:customStyle="1" w:styleId="BalloonTextChar">
+    <w:name w:val="Balloon Text Char"/>
+    <w:link w:val="BalloonText"/>
     <w:uiPriority w:val="99"/>
     <w:semiHidden/>
     <w:rsid w:val="00507BAD"/>
@@ -12714,10 +13040,10 @@
       <w:lang w:eastAsia="es-ES"/>
     </w:rPr>
   </w:style>
-  <w:style w:type="paragraph" w:styleId="Encabezado">
+  <w:style w:type="paragraph" w:styleId="Header">
     <w:name w:val="header"/>
     <w:basedOn w:val="Normal"/>
-    <w:link w:val="EncabezadoCar"/>
+    <w:link w:val="HeaderChar"/>
     <w:uiPriority w:val="99"/>
     <w:unhideWhenUsed/>
     <w:rsid w:val="006A56B3"/>
@@ -12728,9 +13054,9 @@
       </w:tabs>
     </w:pPr>
   </w:style>
-  <w:style w:type="character" w:customStyle="1" w:styleId="EncabezadoCar">
-    <w:name w:val="Encabezado Car"/>
-    <w:link w:val="Encabezado"/>
+  <w:style w:type="character" w:customStyle="1" w:styleId="HeaderChar">
+    <w:name w:val="Header Char"/>
+    <w:link w:val="Header"/>
     <w:uiPriority w:val="99"/>
     <w:rsid w:val="006A56B3"/>
     <w:rPr>
@@ -12739,10 +13065,10 @@
       <w:szCs w:val="24"/>
     </w:rPr>
   </w:style>
-  <w:style w:type="paragraph" w:styleId="Piedepgina">
+  <w:style w:type="paragraph" w:styleId="Footer">
     <w:name w:val="footer"/>
     <w:basedOn w:val="Normal"/>
-    <w:link w:val="PiedepginaCar"/>
+    <w:link w:val="FooterChar"/>
     <w:uiPriority w:val="99"/>
     <w:unhideWhenUsed/>
     <w:rsid w:val="006A56B3"/>
@@ -12753,9 +13079,9 @@
       </w:tabs>
     </w:pPr>
   </w:style>
-  <w:style w:type="character" w:customStyle="1" w:styleId="PiedepginaCar">
-    <w:name w:val="Pie de página Car"/>
-    <w:link w:val="Piedepgina"/>
+  <w:style w:type="character" w:customStyle="1" w:styleId="FooterChar">
+    <w:name w:val="Footer Char"/>
+    <w:link w:val="Footer"/>
     <w:uiPriority w:val="99"/>
     <w:rsid w:val="006A56B3"/>
     <w:rPr>
@@ -12764,9 +13090,9 @@
       <w:szCs w:val="24"/>
     </w:rPr>
   </w:style>
-  <w:style w:type="character" w:customStyle="1" w:styleId="Ttulo1Car">
-    <w:name w:val="Título 1 Car"/>
-    <w:link w:val="Ttulo1"/>
+  <w:style w:type="character" w:customStyle="1" w:styleId="Heading1Char">
+    <w:name w:val="Heading 1 Char"/>
+    <w:link w:val="Heading1"/>
     <w:uiPriority w:val="9"/>
     <w:rsid w:val="000D09A0"/>
     <w:rPr>
@@ -12779,9 +13105,9 @@
       <w:szCs w:val="32"/>
     </w:rPr>
   </w:style>
-  <w:style w:type="character" w:customStyle="1" w:styleId="Ttulo2Car">
-    <w:name w:val="Título 2 Car"/>
-    <w:link w:val="Ttulo2"/>
+  <w:style w:type="character" w:customStyle="1" w:styleId="Heading2Char">
+    <w:name w:val="Heading 2 Char"/>
+    <w:link w:val="Heading2"/>
     <w:uiPriority w:val="9"/>
     <w:rsid w:val="000D09A0"/>
     <w:rPr>
@@ -12794,9 +13120,9 @@
       <w:szCs w:val="28"/>
     </w:rPr>
   </w:style>
-  <w:style w:type="character" w:customStyle="1" w:styleId="Ttulo3Car">
-    <w:name w:val="Título 3 Car"/>
-    <w:link w:val="Ttulo3"/>
+  <w:style w:type="character" w:customStyle="1" w:styleId="Heading3Char">
+    <w:name w:val="Heading 3 Char"/>
+    <w:link w:val="Heading3"/>
     <w:uiPriority w:val="9"/>
     <w:rsid w:val="000D09A0"/>
     <w:rPr>
@@ -12807,12 +13133,12 @@
       <w:szCs w:val="26"/>
     </w:rPr>
   </w:style>
-  <w:style w:type="paragraph" w:styleId="Ttulo">
+  <w:style w:type="paragraph" w:styleId="Title">
     <w:name w:val="Title"/>
     <w:aliases w:val="Subtitulos 3er nivel"/>
     <w:basedOn w:val="Normal"/>
     <w:next w:val="Normal"/>
-    <w:link w:val="TtuloCar"/>
+    <w:link w:val="TitleChar"/>
     <w:uiPriority w:val="10"/>
     <w:rsid w:val="00D971A1"/>
     <w:pPr>
@@ -12825,10 +13151,10 @@
       <w:szCs w:val="32"/>
     </w:rPr>
   </w:style>
-  <w:style w:type="character" w:customStyle="1" w:styleId="TtuloCar">
-    <w:name w:val="Título Car"/>
-    <w:aliases w:val="Subtitulos 3er nivel Car"/>
-    <w:link w:val="Ttulo"/>
+  <w:style w:type="character" w:customStyle="1" w:styleId="TitleChar">
+    <w:name w:val="Title Char"/>
+    <w:aliases w:val="Subtitulos 3er nivel Char"/>
+    <w:link w:val="Title"/>
     <w:uiPriority w:val="10"/>
     <w:rsid w:val="00D971A1"/>
     <w:rPr>
@@ -12840,9 +13166,9 @@
       <w:szCs w:val="32"/>
     </w:rPr>
   </w:style>
-  <w:style w:type="character" w:customStyle="1" w:styleId="Ttulo4Car">
-    <w:name w:val="Título 4 Car"/>
-    <w:link w:val="Ttulo4"/>
+  <w:style w:type="character" w:customStyle="1" w:styleId="Heading4Char">
+    <w:name w:val="Heading 4 Char"/>
+    <w:link w:val="Heading4"/>
     <w:uiPriority w:val="9"/>
     <w:rsid w:val="000D09A0"/>
     <w:rPr>
@@ -12851,11 +13177,11 @@
       <w:szCs w:val="24"/>
     </w:rPr>
   </w:style>
-  <w:style w:type="paragraph" w:styleId="Cita">
+  <w:style w:type="paragraph" w:styleId="Quote">
     <w:name w:val="Quote"/>
     <w:basedOn w:val="Normal"/>
     <w:next w:val="Normal"/>
-    <w:link w:val="CitaCar"/>
+    <w:link w:val="QuoteChar"/>
     <w:uiPriority w:val="29"/>
     <w:qFormat/>
     <w:rsid w:val="00514164"/>
@@ -12867,9 +13193,9 @@
       <w:color w:val="404040"/>
     </w:rPr>
   </w:style>
-  <w:style w:type="character" w:customStyle="1" w:styleId="CitaCar">
-    <w:name w:val="Cita Car"/>
-    <w:link w:val="Cita"/>
+  <w:style w:type="character" w:customStyle="1" w:styleId="QuoteChar">
+    <w:name w:val="Quote Char"/>
+    <w:link w:val="Quote"/>
     <w:uiPriority w:val="29"/>
     <w:rsid w:val="00514164"/>
     <w:rPr>
@@ -12880,7 +13206,7 @@
       <w:szCs w:val="24"/>
     </w:rPr>
   </w:style>
-  <w:style w:type="paragraph" w:styleId="TtuloTDC">
+  <w:style w:type="paragraph" w:styleId="TOCHeading">
     <w:name w:val="TOC Heading"/>
     <w:aliases w:val="Tablas"/>
     <w:basedOn w:val="Normal"/>
@@ -12898,7 +13224,7 @@
       <w:noProof/>
     </w:rPr>
   </w:style>
-  <w:style w:type="paragraph" w:styleId="TDC1">
+  <w:style w:type="paragraph" w:styleId="TOC1">
     <w:name w:val="toc 1"/>
     <w:basedOn w:val="Normal"/>
     <w:next w:val="Normal"/>
@@ -12907,7 +13233,7 @@
     <w:unhideWhenUsed/>
     <w:rsid w:val="00423E85"/>
   </w:style>
-  <w:style w:type="character" w:styleId="Hipervnculo">
+  <w:style w:type="character" w:styleId="Hyperlink">
     <w:name w:val="Hyperlink"/>
     <w:uiPriority w:val="99"/>
     <w:unhideWhenUsed/>
@@ -12917,9 +13243,9 @@
       <w:u w:val="single"/>
     </w:rPr>
   </w:style>
-  <w:style w:type="character" w:customStyle="1" w:styleId="Ttulo5Car">
-    <w:name w:val="Título 5 Car"/>
-    <w:link w:val="Ttulo5"/>
+  <w:style w:type="character" w:customStyle="1" w:styleId="Heading5Char">
+    <w:name w:val="Heading 5 Char"/>
+    <w:link w:val="Heading5"/>
     <w:uiPriority w:val="9"/>
     <w:semiHidden/>
     <w:rsid w:val="00C84740"/>
@@ -12933,9 +13259,9 @@
       <w:szCs w:val="26"/>
     </w:rPr>
   </w:style>
-  <w:style w:type="character" w:customStyle="1" w:styleId="Ttulo6Car">
-    <w:name w:val="Título 6 Car"/>
-    <w:link w:val="Ttulo6"/>
+  <w:style w:type="character" w:customStyle="1" w:styleId="Heading6Char">
+    <w:name w:val="Heading 6 Char"/>
+    <w:link w:val="Heading6"/>
     <w:uiPriority w:val="9"/>
     <w:semiHidden/>
     <w:rsid w:val="00C84740"/>
@@ -12947,9 +13273,9 @@
       <w:szCs w:val="22"/>
     </w:rPr>
   </w:style>
-  <w:style w:type="character" w:customStyle="1" w:styleId="Ttulo7Car">
-    <w:name w:val="Título 7 Car"/>
-    <w:link w:val="Ttulo7"/>
+  <w:style w:type="character" w:customStyle="1" w:styleId="Heading7Char">
+    <w:name w:val="Heading 7 Char"/>
+    <w:link w:val="Heading7"/>
     <w:uiPriority w:val="9"/>
     <w:semiHidden/>
     <w:rsid w:val="00C84740"/>
@@ -12959,9 +13285,9 @@
       <w:szCs w:val="24"/>
     </w:rPr>
   </w:style>
-  <w:style w:type="character" w:customStyle="1" w:styleId="Ttulo8Car">
-    <w:name w:val="Título 8 Car"/>
-    <w:link w:val="Ttulo8"/>
+  <w:style w:type="character" w:customStyle="1" w:styleId="Heading8Char">
+    <w:name w:val="Heading 8 Char"/>
+    <w:link w:val="Heading8"/>
     <w:uiPriority w:val="9"/>
     <w:semiHidden/>
     <w:rsid w:val="00C84740"/>
@@ -12973,9 +13299,9 @@
       <w:szCs w:val="24"/>
     </w:rPr>
   </w:style>
-  <w:style w:type="character" w:customStyle="1" w:styleId="Ttulo9Car">
-    <w:name w:val="Título 9 Car"/>
-    <w:link w:val="Ttulo9"/>
+  <w:style w:type="character" w:customStyle="1" w:styleId="Heading9Char">
+    <w:name w:val="Heading 9 Char"/>
+    <w:link w:val="Heading9"/>
     <w:uiPriority w:val="9"/>
     <w:semiHidden/>
     <w:rsid w:val="00C84740"/>
@@ -12985,7 +13311,7 @@
       <w:szCs w:val="22"/>
     </w:rPr>
   </w:style>
-  <w:style w:type="paragraph" w:styleId="TDC2">
+  <w:style w:type="paragraph" w:styleId="TOC2">
     <w:name w:val="toc 2"/>
     <w:basedOn w:val="Normal"/>
     <w:next w:val="Normal"/>
@@ -12997,7 +13323,7 @@
       <w:ind w:left="221"/>
     </w:pPr>
   </w:style>
-  <w:style w:type="paragraph" w:styleId="TDC3">
+  <w:style w:type="paragraph" w:styleId="TOC3">
     <w:name w:val="toc 3"/>
     <w:basedOn w:val="Normal"/>
     <w:next w:val="Normal"/>
@@ -13009,7 +13335,7 @@
       <w:ind w:left="440"/>
     </w:pPr>
   </w:style>
-  <w:style w:type="character" w:styleId="Refdecomentario">
+  <w:style w:type="character" w:styleId="CommentReference">
     <w:name w:val="annotation reference"/>
     <w:uiPriority w:val="99"/>
     <w:semiHidden/>
@@ -13020,7 +13346,7 @@
       <w:szCs w:val="16"/>
     </w:rPr>
   </w:style>
-  <w:style w:type="paragraph" w:styleId="TDC4">
+  <w:style w:type="paragraph" w:styleId="TOC4">
     <w:name w:val="toc 4"/>
     <w:basedOn w:val="Normal"/>
     <w:next w:val="Normal"/>
@@ -13032,10 +13358,10 @@
       <w:ind w:left="660"/>
     </w:pPr>
   </w:style>
-  <w:style w:type="paragraph" w:styleId="Textocomentario">
+  <w:style w:type="paragraph" w:styleId="CommentText">
     <w:name w:val="annotation text"/>
     <w:basedOn w:val="Normal"/>
-    <w:link w:val="TextocomentarioCar"/>
+    <w:link w:val="CommentTextChar"/>
     <w:uiPriority w:val="99"/>
     <w:semiHidden/>
     <w:unhideWhenUsed/>
@@ -13045,9 +13371,9 @@
       <w:szCs w:val="20"/>
     </w:rPr>
   </w:style>
-  <w:style w:type="character" w:customStyle="1" w:styleId="TextocomentarioCar">
-    <w:name w:val="Texto comentario Car"/>
-    <w:link w:val="Textocomentario"/>
+  <w:style w:type="character" w:customStyle="1" w:styleId="CommentTextChar">
+    <w:name w:val="Comment Text Char"/>
+    <w:link w:val="CommentText"/>
     <w:uiPriority w:val="99"/>
     <w:semiHidden/>
     <w:rsid w:val="00793FDB"/>
@@ -13055,11 +13381,11 @@
       <w:rFonts w:ascii="Arial" w:eastAsia="Times New Roman" w:hAnsi="Arial"/>
     </w:rPr>
   </w:style>
-  <w:style w:type="paragraph" w:styleId="Asuntodelcomentario">
+  <w:style w:type="paragraph" w:styleId="CommentSubject">
     <w:name w:val="annotation subject"/>
-    <w:basedOn w:val="Textocomentario"/>
-    <w:next w:val="Textocomentario"/>
-    <w:link w:val="AsuntodelcomentarioCar"/>
+    <w:basedOn w:val="CommentText"/>
+    <w:next w:val="CommentText"/>
+    <w:link w:val="CommentSubjectChar"/>
     <w:uiPriority w:val="99"/>
     <w:semiHidden/>
     <w:unhideWhenUsed/>
@@ -13069,9 +13395,9 @@
       <w:bCs/>
     </w:rPr>
   </w:style>
-  <w:style w:type="character" w:customStyle="1" w:styleId="AsuntodelcomentarioCar">
-    <w:name w:val="Asunto del comentario Car"/>
-    <w:link w:val="Asuntodelcomentario"/>
+  <w:style w:type="character" w:customStyle="1" w:styleId="CommentSubjectChar">
+    <w:name w:val="Comment Subject Char"/>
+    <w:link w:val="CommentSubject"/>
     <w:uiPriority w:val="99"/>
     <w:semiHidden/>
     <w:rsid w:val="00793FDB"/>
@@ -13081,7 +13407,7 @@
       <w:bCs/>
     </w:rPr>
   </w:style>
-  <w:style w:type="paragraph" w:styleId="Descripcin">
+  <w:style w:type="paragraph" w:styleId="Caption">
     <w:name w:val="caption"/>
     <w:basedOn w:val="Normal"/>
     <w:next w:val="Normal"/>
@@ -13096,9 +13422,9 @@
       <w:szCs w:val="20"/>
     </w:rPr>
   </w:style>
-  <w:style w:type="table" w:styleId="Tablaconcuadrcula">
+  <w:style w:type="table" w:styleId="TableGrid">
     <w:name w:val="Table Grid"/>
-    <w:basedOn w:val="Tablanormal"/>
+    <w:basedOn w:val="TableNormal"/>
     <w:uiPriority w:val="59"/>
     <w:rsid w:val="00BD4B50"/>
     <w:tblPr>
@@ -13126,7 +13452,7 @@
       <w:i/>
     </w:rPr>
   </w:style>
-  <w:style w:type="paragraph" w:styleId="ndice1">
+  <w:style w:type="paragraph" w:styleId="Index1">
     <w:name w:val="index 1"/>
     <w:basedOn w:val="Normal"/>
     <w:next w:val="Normal"/>
@@ -13147,7 +13473,7 @@
       <w:sz w:val="28"/>
     </w:rPr>
   </w:style>
-  <w:style w:type="paragraph" w:styleId="ndice2">
+  <w:style w:type="paragraph" w:styleId="Index2">
     <w:name w:val="index 2"/>
     <w:basedOn w:val="Normal"/>
     <w:next w:val="Normal"/>
@@ -13165,7 +13491,7 @@
       <w:caps/>
     </w:rPr>
   </w:style>
-  <w:style w:type="paragraph" w:styleId="ndice3">
+  <w:style w:type="paragraph" w:styleId="Index3">
     <w:name w:val="index 3"/>
     <w:basedOn w:val="Normal"/>
     <w:next w:val="Normal"/>
@@ -13179,7 +13505,7 @@
       <w:ind w:left="221" w:hanging="221"/>
     </w:pPr>
   </w:style>
-  <w:style w:type="paragraph" w:styleId="ndice4">
+  <w:style w:type="paragraph" w:styleId="Index4">
     <w:name w:val="index 4"/>
     <w:basedOn w:val="Normal"/>
     <w:next w:val="Normal"/>
@@ -13207,7 +13533,7 @@
       <w:szCs w:val="24"/>
     </w:rPr>
   </w:style>
-  <w:style w:type="paragraph" w:styleId="TDC8">
+  <w:style w:type="paragraph" w:styleId="TOC8">
     <w:name w:val="toc 8"/>
     <w:basedOn w:val="Normal"/>
     <w:next w:val="Normal"/>
@@ -13220,7 +13546,7 @@
       <w:ind w:left="1540"/>
     </w:pPr>
   </w:style>
-  <w:style w:type="paragraph" w:styleId="TDC9">
+  <w:style w:type="paragraph" w:styleId="TOC9">
     <w:name w:val="toc 9"/>
     <w:basedOn w:val="Normal"/>
     <w:next w:val="Normal"/>
@@ -13271,7 +13597,7 @@
   </w:style>
   <w:style w:type="paragraph" w:customStyle="1" w:styleId="Pgina">
     <w:name w:val="Página"/>
-    <w:basedOn w:val="Piedepgina"/>
+    <w:basedOn w:val="Footer"/>
     <w:link w:val="PginaCar"/>
     <w:qFormat/>
     <w:rsid w:val="00EC771B"/>
@@ -13285,7 +13611,7 @@
   </w:style>
   <w:style w:type="character" w:customStyle="1" w:styleId="TtulondicesCar">
     <w:name w:val="Título Índices Car"/>
-    <w:basedOn w:val="Fuentedeprrafopredeter"/>
+    <w:basedOn w:val="DefaultParagraphFont"/>
     <w:link w:val="Ttulondices"/>
     <w:rsid w:val="008C16EB"/>
     <w:rPr>
@@ -13298,7 +13624,7 @@
   </w:style>
   <w:style w:type="character" w:customStyle="1" w:styleId="PginaCar">
     <w:name w:val="Página Car"/>
-    <w:basedOn w:val="PiedepginaCar"/>
+    <w:basedOn w:val="FooterChar"/>
     <w:link w:val="Pgina"/>
     <w:rsid w:val="00EC771B"/>
     <w:rPr>
@@ -13307,7 +13633,7 @@
       <w:szCs w:val="22"/>
     </w:rPr>
   </w:style>
-  <w:style w:type="paragraph" w:styleId="Prrafodelista">
+  <w:style w:type="paragraph" w:styleId="ListParagraph">
     <w:name w:val="List Paragraph"/>
     <w:basedOn w:val="Normal"/>
     <w:uiPriority w:val="34"/>
@@ -13317,10 +13643,10 @@
       <w:contextualSpacing/>
     </w:pPr>
   </w:style>
-  <w:style w:type="paragraph" w:styleId="Textonotapie">
+  <w:style w:type="paragraph" w:styleId="FootnoteText">
     <w:name w:val="footnote text"/>
     <w:basedOn w:val="Normal"/>
-    <w:link w:val="TextonotapieCar"/>
+    <w:link w:val="FootnoteTextChar"/>
     <w:unhideWhenUsed/>
     <w:rsid w:val="00FA0670"/>
     <w:pPr>
@@ -13331,18 +13657,18 @@
       <w:szCs w:val="20"/>
     </w:rPr>
   </w:style>
-  <w:style w:type="character" w:customStyle="1" w:styleId="TextonotapieCar">
-    <w:name w:val="Texto nota pie Car"/>
-    <w:basedOn w:val="Fuentedeprrafopredeter"/>
-    <w:link w:val="Textonotapie"/>
+  <w:style w:type="character" w:customStyle="1" w:styleId="FootnoteTextChar">
+    <w:name w:val="Footnote Text Char"/>
+    <w:basedOn w:val="DefaultParagraphFont"/>
+    <w:link w:val="FootnoteText"/>
     <w:rsid w:val="00FA0670"/>
     <w:rPr>
       <w:rFonts w:asciiTheme="minorHAnsi" w:eastAsia="Times New Roman" w:hAnsiTheme="minorHAnsi"/>
     </w:rPr>
   </w:style>
-  <w:style w:type="character" w:styleId="Refdenotaalpie">
+  <w:style w:type="character" w:styleId="FootnoteReference">
     <w:name w:val="footnote reference"/>
-    <w:basedOn w:val="Fuentedeprrafopredeter"/>
+    <w:basedOn w:val="DefaultParagraphFont"/>
     <w:uiPriority w:val="99"/>
     <w:semiHidden/>
     <w:unhideWhenUsed/>
@@ -13353,7 +13679,7 @@
   </w:style>
   <w:style w:type="paragraph" w:customStyle="1" w:styleId="Ttulo1sinnumerar">
     <w:name w:val="Título 1 sin numerar"/>
-    <w:basedOn w:val="Ttulo1"/>
+    <w:basedOn w:val="Heading1"/>
     <w:qFormat/>
     <w:rsid w:val="00A75783"/>
     <w:pPr>
@@ -13434,7 +13760,7 @@
       <w:szCs w:val="22"/>
     </w:rPr>
   </w:style>
-  <w:style w:type="paragraph" w:styleId="Tabladeilustraciones">
+  <w:style w:type="paragraph" w:styleId="TableofFigures">
     <w:name w:val="table of figures"/>
     <w:basedOn w:val="Normal"/>
     <w:next w:val="Normal"/>
@@ -13716,7 +14042,15 @@
 </file>
 
 <file path=customXml/item2.xml><?xml version="1.0" encoding="utf-8"?>
-<b:Sources xmlns:b="http://schemas.openxmlformats.org/officeDocument/2006/bibliography" xmlns="http://schemas.openxmlformats.org/officeDocument/2006/bibliography" SelectedStyle="\APASixthEditionOfficeOnline.xsl" StyleName="APA" Version="6"/>
+<p:properties xmlns:p="http://schemas.microsoft.com/office/2006/metadata/properties" xmlns:xsi="http://www.w3.org/2001/XMLSchema-instance" xmlns:pc="http://schemas.microsoft.com/office/infopath/2007/PartnerControls">
+  <documentManagement>
+    <lcf76f155ced4ddcb4097134ff3c332f xmlns="27c1adeb-3674-457c-b08c-8a73f31b6e23">
+      <Terms xmlns="http://schemas.microsoft.com/office/infopath/2007/PartnerControls"/>
+    </lcf76f155ced4ddcb4097134ff3c332f>
+    <TaxCatchAll xmlns="0a70e875-3d35-4be2-921f-7117c31bab9b" xsi:nil="true"/>
+    <_Flow_SignoffStatus xmlns="27c1adeb-3674-457c-b08c-8a73f31b6e23" xsi:nil="true"/>
+  </documentManagement>
+</p:properties>
 </file>
 
 <file path=customXml/item3.xml><?xml version="1.0" encoding="utf-8"?>
@@ -13981,15 +14315,7 @@
 </file>
 
 <file path=customXml/item4.xml><?xml version="1.0" encoding="utf-8"?>
-<p:properties xmlns:p="http://schemas.microsoft.com/office/2006/metadata/properties" xmlns:xsi="http://www.w3.org/2001/XMLSchema-instance" xmlns:pc="http://schemas.microsoft.com/office/infopath/2007/PartnerControls">
-  <documentManagement>
-    <lcf76f155ced4ddcb4097134ff3c332f xmlns="27c1adeb-3674-457c-b08c-8a73f31b6e23">
-      <Terms xmlns="http://schemas.microsoft.com/office/infopath/2007/PartnerControls"/>
-    </lcf76f155ced4ddcb4097134ff3c332f>
-    <TaxCatchAll xmlns="0a70e875-3d35-4be2-921f-7117c31bab9b" xsi:nil="true"/>
-    <_Flow_SignoffStatus xmlns="27c1adeb-3674-457c-b08c-8a73f31b6e23" xsi:nil="true"/>
-  </documentManagement>
-</p:properties>
+<b:Sources xmlns:b="http://schemas.openxmlformats.org/officeDocument/2006/bibliography" xmlns="http://schemas.openxmlformats.org/officeDocument/2006/bibliography" SelectedStyle="\APASixthEditionOfficeOnline.xsl" StyleName="APA" Version="6"/>
 </file>
 
 <file path=customXml/itemProps1.xml><?xml version="1.0" encoding="utf-8"?>
@@ -14001,9 +14327,12 @@
 </file>
 
 <file path=customXml/itemProps2.xml><?xml version="1.0" encoding="utf-8"?>
-<ds:datastoreItem xmlns:ds="http://schemas.openxmlformats.org/officeDocument/2006/customXml" ds:itemID="{E35E88E2-9BCD-476E-93C8-34C638B1B6E4}">
+<ds:datastoreItem xmlns:ds="http://schemas.openxmlformats.org/officeDocument/2006/customXml" ds:itemID="{DB456AF2-52F5-44D8-AEC6-B5F9D96C377E}">
   <ds:schemaRefs>
-    <ds:schemaRef ds:uri="http://schemas.openxmlformats.org/officeDocument/2006/bibliography"/>
+    <ds:schemaRef ds:uri="http://schemas.microsoft.com/office/2006/metadata/properties"/>
+    <ds:schemaRef ds:uri="http://schemas.microsoft.com/office/infopath/2007/PartnerControls"/>
+    <ds:schemaRef ds:uri="27c1adeb-3674-457c-b08c-8a73f31b6e23"/>
+    <ds:schemaRef ds:uri="0a70e875-3d35-4be2-921f-7117c31bab9b"/>
   </ds:schemaRefs>
 </ds:datastoreItem>
 </file>
@@ -14028,12 +14357,9 @@
 </file>
 
 <file path=customXml/itemProps4.xml><?xml version="1.0" encoding="utf-8"?>
-<ds:datastoreItem xmlns:ds="http://schemas.openxmlformats.org/officeDocument/2006/customXml" ds:itemID="{DB456AF2-52F5-44D8-AEC6-B5F9D96C377E}">
+<ds:datastoreItem xmlns:ds="http://schemas.openxmlformats.org/officeDocument/2006/customXml" ds:itemID="{E35E88E2-9BCD-476E-93C8-34C638B1B6E4}">
   <ds:schemaRefs>
-    <ds:schemaRef ds:uri="http://schemas.microsoft.com/office/2006/metadata/properties"/>
-    <ds:schemaRef ds:uri="http://schemas.microsoft.com/office/infopath/2007/PartnerControls"/>
-    <ds:schemaRef ds:uri="27c1adeb-3674-457c-b08c-8a73f31b6e23"/>
-    <ds:schemaRef ds:uri="0a70e875-3d35-4be2-921f-7117c31bab9b"/>
+    <ds:schemaRef ds:uri="http://schemas.openxmlformats.org/officeDocument/2006/bibliography"/>
   </ds:schemaRefs>
 </ds:datastoreItem>
 </file>